--- a/Module-3/Session-4/session4.docx
+++ b/Module-3/Session-4/session4.docx
@@ -60,8 +60,56 @@
           <w:sz w:val="28"/>
           <w:szCs w:val="28"/>
         </w:rPr>
-        <w:t>Q-</w:t>
-      </w:r>
+        <w:t>Q-1:</w:t>
+      </w:r>
+      <w:r>
+        <w:rPr>
+          <w:sz w:val="28"/>
+          <w:szCs w:val="28"/>
+        </w:rPr>
+        <w:t xml:space="preserve"> Create a base class called </w:t>
+      </w:r>
+      <w:proofErr w:type="spellStart"/>
+      <w:r>
+        <w:rPr>
+          <w:sz w:val="28"/>
+          <w:szCs w:val="28"/>
+        </w:rPr>
+        <w:t>SocialMediaUser</w:t>
+      </w:r>
+      <w:proofErr w:type="spellEnd"/>
+      <w:r>
+        <w:rPr>
+          <w:sz w:val="28"/>
+          <w:szCs w:val="28"/>
+        </w:rPr>
+        <w:t xml:space="preserve"> with properties username and followers, and a method </w:t>
+      </w:r>
+      <w:proofErr w:type="spellStart"/>
+      <w:r>
+        <w:rPr>
+          <w:sz w:val="28"/>
+          <w:szCs w:val="28"/>
+        </w:rPr>
+        <w:t>displayProfile</w:t>
+      </w:r>
+      <w:proofErr w:type="spellEnd"/>
+      <w:r>
+        <w:rPr>
+          <w:sz w:val="28"/>
+          <w:szCs w:val="28"/>
+        </w:rPr>
+        <w:t>() that prints the username and follower count.</w:t>
+      </w:r>
+    </w:p>
+    <w:p>
+      <w:pPr>
+        <w:ind w:left="1440"/>
+        <w:rPr>
+          <w:sz w:val="28"/>
+          <w:szCs w:val="28"/>
+        </w:rPr>
+      </w:pPr>
       <w:r>
         <w:rPr>
           <w:b/>
@@ -69,8 +117,528 @@
           <w:sz w:val="28"/>
           <w:szCs w:val="28"/>
         </w:rPr>
-        <w:t>1</w:t>
-      </w:r>
+        <w:t>Ans:</w:t>
+      </w:r>
+    </w:p>
+    <w:p>
+      <w:pPr>
+        <w:ind w:left="1440"/>
+        <w:rPr>
+          <w:sz w:val="28"/>
+          <w:szCs w:val="28"/>
+        </w:rPr>
+      </w:pPr>
+      <w:r>
+        <w:rPr>
+          <w:sz w:val="28"/>
+          <w:szCs w:val="28"/>
+        </w:rPr>
+        <w:t>#include&lt;iostream&gt;</w:t>
+      </w:r>
+    </w:p>
+    <w:p>
+      <w:pPr>
+        <w:ind w:left="1440"/>
+        <w:rPr>
+          <w:sz w:val="28"/>
+          <w:szCs w:val="28"/>
+        </w:rPr>
+      </w:pPr>
+      <w:r>
+        <w:rPr>
+          <w:sz w:val="28"/>
+          <w:szCs w:val="28"/>
+        </w:rPr>
+        <w:t>using namespace std;</w:t>
+      </w:r>
+    </w:p>
+    <w:p>
+      <w:pPr>
+        <w:ind w:left="1440"/>
+        <w:rPr>
+          <w:sz w:val="28"/>
+          <w:szCs w:val="28"/>
+        </w:rPr>
+      </w:pPr>
+      <w:r>
+        <w:rPr>
+          <w:sz w:val="28"/>
+          <w:szCs w:val="28"/>
+        </w:rPr>
+        <w:t xml:space="preserve">class </w:t>
+      </w:r>
+      <w:proofErr w:type="spellStart"/>
+      <w:r>
+        <w:rPr>
+          <w:sz w:val="28"/>
+          <w:szCs w:val="28"/>
+        </w:rPr>
+        <w:t>SocialMediaUser</w:t>
+      </w:r>
+      <w:proofErr w:type="spellEnd"/>
+      <w:r>
+        <w:rPr>
+          <w:sz w:val="28"/>
+          <w:szCs w:val="28"/>
+        </w:rPr>
+        <w:t>{</w:t>
+      </w:r>
+    </w:p>
+    <w:p>
+      <w:pPr>
+        <w:ind w:left="1440"/>
+        <w:rPr>
+          <w:sz w:val="28"/>
+          <w:szCs w:val="28"/>
+        </w:rPr>
+      </w:pPr>
+      <w:r>
+        <w:rPr>
+          <w:sz w:val="28"/>
+          <w:szCs w:val="28"/>
+        </w:rPr>
+        <w:tab/>
+        <w:t>string username;</w:t>
+      </w:r>
+    </w:p>
+    <w:p>
+      <w:pPr>
+        <w:ind w:left="1440"/>
+        <w:rPr>
+          <w:sz w:val="28"/>
+          <w:szCs w:val="28"/>
+        </w:rPr>
+      </w:pPr>
+      <w:r>
+        <w:rPr>
+          <w:sz w:val="28"/>
+          <w:szCs w:val="28"/>
+        </w:rPr>
+        <w:tab/>
+        <w:t>int followers;</w:t>
+      </w:r>
+    </w:p>
+    <w:p>
+      <w:pPr>
+        <w:ind w:left="1440"/>
+        <w:rPr>
+          <w:sz w:val="28"/>
+          <w:szCs w:val="28"/>
+        </w:rPr>
+      </w:pPr>
+      <w:r>
+        <w:rPr>
+          <w:sz w:val="28"/>
+          <w:szCs w:val="28"/>
+        </w:rPr>
+        <w:tab/>
+        <w:t>public:</w:t>
+      </w:r>
+    </w:p>
+    <w:p>
+      <w:pPr>
+        <w:ind w:left="1440"/>
+        <w:rPr>
+          <w:sz w:val="28"/>
+          <w:szCs w:val="28"/>
+        </w:rPr>
+      </w:pPr>
+      <w:r>
+        <w:rPr>
+          <w:sz w:val="28"/>
+          <w:szCs w:val="28"/>
+        </w:rPr>
+        <w:tab/>
+      </w:r>
+      <w:r>
+        <w:rPr>
+          <w:sz w:val="28"/>
+          <w:szCs w:val="28"/>
+        </w:rPr>
+        <w:tab/>
+      </w:r>
+      <w:proofErr w:type="spellStart"/>
+      <w:r>
+        <w:rPr>
+          <w:sz w:val="28"/>
+          <w:szCs w:val="28"/>
+        </w:rPr>
+        <w:t>SocialMediaUser</w:t>
+      </w:r>
+      <w:proofErr w:type="spellEnd"/>
+      <w:r>
+        <w:rPr>
+          <w:sz w:val="28"/>
+          <w:szCs w:val="28"/>
+        </w:rPr>
+        <w:t>(string un, int f){</w:t>
+      </w:r>
+    </w:p>
+    <w:p>
+      <w:pPr>
+        <w:ind w:left="1440"/>
+        <w:rPr>
+          <w:sz w:val="28"/>
+          <w:szCs w:val="28"/>
+        </w:rPr>
+      </w:pPr>
+      <w:r>
+        <w:rPr>
+          <w:sz w:val="28"/>
+          <w:szCs w:val="28"/>
+        </w:rPr>
+        <w:tab/>
+      </w:r>
+      <w:r>
+        <w:rPr>
+          <w:sz w:val="28"/>
+          <w:szCs w:val="28"/>
+        </w:rPr>
+        <w:tab/>
+      </w:r>
+      <w:r>
+        <w:rPr>
+          <w:sz w:val="28"/>
+          <w:szCs w:val="28"/>
+        </w:rPr>
+        <w:tab/>
+        <w:t>username = un;</w:t>
+      </w:r>
+    </w:p>
+    <w:p>
+      <w:pPr>
+        <w:ind w:left="1440"/>
+        <w:rPr>
+          <w:sz w:val="28"/>
+          <w:szCs w:val="28"/>
+        </w:rPr>
+      </w:pPr>
+      <w:r>
+        <w:rPr>
+          <w:sz w:val="28"/>
+          <w:szCs w:val="28"/>
+        </w:rPr>
+        <w:tab/>
+      </w:r>
+      <w:r>
+        <w:rPr>
+          <w:sz w:val="28"/>
+          <w:szCs w:val="28"/>
+        </w:rPr>
+        <w:tab/>
+      </w:r>
+      <w:r>
+        <w:rPr>
+          <w:sz w:val="28"/>
+          <w:szCs w:val="28"/>
+        </w:rPr>
+        <w:tab/>
+        <w:t>followers = f;</w:t>
+      </w:r>
+    </w:p>
+    <w:p>
+      <w:pPr>
+        <w:ind w:left="1440"/>
+        <w:rPr>
+          <w:sz w:val="28"/>
+          <w:szCs w:val="28"/>
+        </w:rPr>
+      </w:pPr>
+      <w:r>
+        <w:rPr>
+          <w:sz w:val="28"/>
+          <w:szCs w:val="28"/>
+        </w:rPr>
+        <w:tab/>
+      </w:r>
+      <w:r>
+        <w:rPr>
+          <w:sz w:val="28"/>
+          <w:szCs w:val="28"/>
+        </w:rPr>
+        <w:tab/>
+        <w:t>}</w:t>
+      </w:r>
+    </w:p>
+    <w:p>
+      <w:pPr>
+        <w:ind w:left="1440"/>
+        <w:rPr>
+          <w:sz w:val="28"/>
+          <w:szCs w:val="28"/>
+        </w:rPr>
+      </w:pPr>
+      <w:r>
+        <w:rPr>
+          <w:sz w:val="28"/>
+          <w:szCs w:val="28"/>
+        </w:rPr>
+        <w:tab/>
+      </w:r>
+      <w:r>
+        <w:rPr>
+          <w:sz w:val="28"/>
+          <w:szCs w:val="28"/>
+        </w:rPr>
+        <w:tab/>
+        <w:t xml:space="preserve">void </w:t>
+      </w:r>
+      <w:proofErr w:type="spellStart"/>
+      <w:r>
+        <w:rPr>
+          <w:sz w:val="28"/>
+          <w:szCs w:val="28"/>
+        </w:rPr>
+        <w:t>displayProfile</w:t>
+      </w:r>
+      <w:proofErr w:type="spellEnd"/>
+      <w:r>
+        <w:rPr>
+          <w:sz w:val="28"/>
+          <w:szCs w:val="28"/>
+        </w:rPr>
+        <w:t>(){</w:t>
+      </w:r>
+    </w:p>
+    <w:p>
+      <w:pPr>
+        <w:ind w:left="1440"/>
+        <w:rPr>
+          <w:sz w:val="28"/>
+          <w:szCs w:val="28"/>
+        </w:rPr>
+      </w:pPr>
+      <w:r>
+        <w:rPr>
+          <w:sz w:val="28"/>
+          <w:szCs w:val="28"/>
+        </w:rPr>
+        <w:tab/>
+      </w:r>
+      <w:r>
+        <w:rPr>
+          <w:sz w:val="28"/>
+          <w:szCs w:val="28"/>
+        </w:rPr>
+        <w:tab/>
+      </w:r>
+      <w:r>
+        <w:rPr>
+          <w:sz w:val="28"/>
+          <w:szCs w:val="28"/>
+        </w:rPr>
+        <w:tab/>
+      </w:r>
+      <w:proofErr w:type="spellStart"/>
+      <w:r>
+        <w:rPr>
+          <w:sz w:val="28"/>
+          <w:szCs w:val="28"/>
+        </w:rPr>
+        <w:t>cout</w:t>
+      </w:r>
+      <w:proofErr w:type="spellEnd"/>
+      <w:r>
+        <w:rPr>
+          <w:sz w:val="28"/>
+          <w:szCs w:val="28"/>
+        </w:rPr>
+        <w:t>&lt;&lt;"Username: "&lt;&lt;username&lt;&lt;"\n";</w:t>
+      </w:r>
+    </w:p>
+    <w:p>
+      <w:pPr>
+        <w:ind w:left="1440"/>
+        <w:rPr>
+          <w:sz w:val="28"/>
+          <w:szCs w:val="28"/>
+        </w:rPr>
+      </w:pPr>
+      <w:r>
+        <w:rPr>
+          <w:sz w:val="28"/>
+          <w:szCs w:val="28"/>
+        </w:rPr>
+        <w:tab/>
+      </w:r>
+      <w:r>
+        <w:rPr>
+          <w:sz w:val="28"/>
+          <w:szCs w:val="28"/>
+        </w:rPr>
+        <w:tab/>
+      </w:r>
+      <w:r>
+        <w:rPr>
+          <w:sz w:val="28"/>
+          <w:szCs w:val="28"/>
+        </w:rPr>
+        <w:tab/>
+      </w:r>
+      <w:proofErr w:type="spellStart"/>
+      <w:r>
+        <w:rPr>
+          <w:sz w:val="28"/>
+          <w:szCs w:val="28"/>
+        </w:rPr>
+        <w:t>cout</w:t>
+      </w:r>
+      <w:proofErr w:type="spellEnd"/>
+      <w:r>
+        <w:rPr>
+          <w:sz w:val="28"/>
+          <w:szCs w:val="28"/>
+        </w:rPr>
+        <w:t>&lt;&lt;"Followers: "&lt;&lt;followers&lt;&lt;"\n";</w:t>
+      </w:r>
+    </w:p>
+    <w:p>
+      <w:pPr>
+        <w:ind w:left="1440"/>
+        <w:rPr>
+          <w:sz w:val="28"/>
+          <w:szCs w:val="28"/>
+        </w:rPr>
+      </w:pPr>
+      <w:r>
+        <w:rPr>
+          <w:sz w:val="28"/>
+          <w:szCs w:val="28"/>
+        </w:rPr>
+        <w:tab/>
+      </w:r>
+      <w:r>
+        <w:rPr>
+          <w:sz w:val="28"/>
+          <w:szCs w:val="28"/>
+        </w:rPr>
+        <w:tab/>
+        <w:t>}</w:t>
+      </w:r>
+    </w:p>
+    <w:p>
+      <w:pPr>
+        <w:ind w:left="1440"/>
+        <w:rPr>
+          <w:sz w:val="28"/>
+          <w:szCs w:val="28"/>
+        </w:rPr>
+      </w:pPr>
+      <w:r>
+        <w:rPr>
+          <w:sz w:val="28"/>
+          <w:szCs w:val="28"/>
+        </w:rPr>
+        <w:t>};</w:t>
+      </w:r>
+    </w:p>
+    <w:p>
+      <w:pPr>
+        <w:ind w:left="1440"/>
+        <w:rPr>
+          <w:sz w:val="28"/>
+          <w:szCs w:val="28"/>
+        </w:rPr>
+      </w:pPr>
+      <w:r>
+        <w:rPr>
+          <w:sz w:val="28"/>
+          <w:szCs w:val="28"/>
+        </w:rPr>
+        <w:t>int main(){</w:t>
+      </w:r>
+    </w:p>
+    <w:p>
+      <w:pPr>
+        <w:ind w:left="1440"/>
+        <w:rPr>
+          <w:sz w:val="28"/>
+          <w:szCs w:val="28"/>
+        </w:rPr>
+      </w:pPr>
+      <w:r>
+        <w:rPr>
+          <w:sz w:val="28"/>
+          <w:szCs w:val="28"/>
+        </w:rPr>
+        <w:tab/>
+      </w:r>
+      <w:proofErr w:type="spellStart"/>
+      <w:r>
+        <w:rPr>
+          <w:sz w:val="28"/>
+          <w:szCs w:val="28"/>
+        </w:rPr>
+        <w:t>SocialMediaUser</w:t>
+      </w:r>
+      <w:proofErr w:type="spellEnd"/>
+      <w:r>
+        <w:rPr>
+          <w:sz w:val="28"/>
+          <w:szCs w:val="28"/>
+        </w:rPr>
+        <w:t xml:space="preserve"> user1("itz_abhishekpandey2004",1450);</w:t>
+      </w:r>
+    </w:p>
+    <w:p>
+      <w:pPr>
+        <w:ind w:left="1440"/>
+        <w:rPr>
+          <w:sz w:val="28"/>
+          <w:szCs w:val="28"/>
+        </w:rPr>
+      </w:pPr>
+      <w:r>
+        <w:rPr>
+          <w:sz w:val="28"/>
+          <w:szCs w:val="28"/>
+        </w:rPr>
+        <w:tab/>
+        <w:t>user1.displayProfile();</w:t>
+      </w:r>
+    </w:p>
+    <w:p>
+      <w:pPr>
+        <w:ind w:left="1440"/>
+        <w:rPr>
+          <w:sz w:val="28"/>
+          <w:szCs w:val="28"/>
+        </w:rPr>
+      </w:pPr>
+      <w:r>
+        <w:rPr>
+          <w:sz w:val="28"/>
+          <w:szCs w:val="28"/>
+        </w:rPr>
+        <w:tab/>
+        <w:t>return 0;</w:t>
+      </w:r>
+    </w:p>
+    <w:p>
+      <w:pPr>
+        <w:ind w:left="1440"/>
+        <w:rPr>
+          <w:sz w:val="28"/>
+          <w:szCs w:val="28"/>
+        </w:rPr>
+      </w:pPr>
+      <w:r>
+        <w:rPr>
+          <w:sz w:val="28"/>
+          <w:szCs w:val="28"/>
+        </w:rPr>
+        <w:lastRenderedPageBreak/>
+        <w:t>}</w:t>
+      </w:r>
+    </w:p>
+    <w:p>
+      <w:pPr>
+        <w:ind w:left="1440"/>
+        <w:rPr>
+          <w:sz w:val="28"/>
+          <w:szCs w:val="28"/>
+        </w:rPr>
+      </w:pPr>
       <w:r>
         <w:rPr>
           <w:b/>
@@ -78,21 +646,14 @@
           <w:sz w:val="28"/>
           <w:szCs w:val="28"/>
         </w:rPr>
-        <w:t>:</w:t>
-      </w:r>
-      <w:r>
-        <w:rPr>
-          <w:sz w:val="28"/>
-          <w:szCs w:val="28"/>
-        </w:rPr>
-        <w:t xml:space="preserve"> </w:t>
-      </w:r>
-      <w:r>
-        <w:rPr>
-          <w:sz w:val="28"/>
-          <w:szCs w:val="28"/>
-        </w:rPr>
-        <w:t xml:space="preserve">Create a base class called </w:t>
+        <w:t>Q-2:</w:t>
+      </w:r>
+      <w:r>
+        <w:rPr>
+          <w:sz w:val="28"/>
+          <w:szCs w:val="28"/>
+        </w:rPr>
+        <w:t xml:space="preserve"> Build a YouTuber class that inherits from </w:t>
       </w:r>
       <w:proofErr w:type="spellStart"/>
       <w:r>
@@ -108,51 +669,67 @@
           <w:sz w:val="28"/>
           <w:szCs w:val="28"/>
         </w:rPr>
-        <w:t xml:space="preserve"> with properties username and followers, and a method </w:t>
-      </w:r>
-      <w:proofErr w:type="spellStart"/>
-      <w:proofErr w:type="gramStart"/>
-      <w:r>
-        <w:rPr>
-          <w:sz w:val="28"/>
-          <w:szCs w:val="28"/>
-        </w:rPr>
-        <w:t>displayProfile</w:t>
-      </w:r>
-      <w:proofErr w:type="spellEnd"/>
-      <w:r>
-        <w:rPr>
-          <w:sz w:val="28"/>
-          <w:szCs w:val="28"/>
-        </w:rPr>
-        <w:t>(</w:t>
-      </w:r>
-      <w:proofErr w:type="gramEnd"/>
-      <w:r>
-        <w:rPr>
-          <w:sz w:val="28"/>
-          <w:szCs w:val="28"/>
-        </w:rPr>
-        <w:t>) that prints the username and follower count.</w:t>
-      </w:r>
-    </w:p>
-    <w:p>
-      <w:pPr>
-        <w:ind w:left="1440"/>
-        <w:rPr>
-          <w:sz w:val="28"/>
-          <w:szCs w:val="28"/>
-        </w:rPr>
-      </w:pPr>
-      <w:r>
+        <w:t xml:space="preserve"> and adds a property </w:t>
+      </w:r>
+      <w:proofErr w:type="spellStart"/>
+      <w:r>
+        <w:rPr>
+          <w:sz w:val="28"/>
+          <w:szCs w:val="28"/>
+        </w:rPr>
+        <w:t>channelName</w:t>
+      </w:r>
+      <w:proofErr w:type="spellEnd"/>
+      <w:r>
+        <w:rPr>
+          <w:sz w:val="28"/>
+          <w:szCs w:val="28"/>
+        </w:rPr>
+        <w:t xml:space="preserve"> and a method </w:t>
+      </w:r>
+      <w:proofErr w:type="spellStart"/>
+      <w:r>
+        <w:rPr>
+          <w:sz w:val="28"/>
+          <w:szCs w:val="28"/>
+        </w:rPr>
+        <w:t>uploadVideo</w:t>
+      </w:r>
+      <w:proofErr w:type="spellEnd"/>
+      <w:r>
+        <w:rPr>
+          <w:sz w:val="28"/>
+          <w:szCs w:val="28"/>
+        </w:rPr>
+        <w:t>(title) that prints 'Video [title] uploaded to [</w:t>
+      </w:r>
+      <w:proofErr w:type="spellStart"/>
+      <w:r>
+        <w:rPr>
+          <w:sz w:val="28"/>
+          <w:szCs w:val="28"/>
+        </w:rPr>
+        <w:t>channelName</w:t>
+      </w:r>
+      <w:proofErr w:type="spellEnd"/>
+      <w:r>
+        <w:rPr>
+          <w:sz w:val="28"/>
+          <w:szCs w:val="28"/>
+        </w:rPr>
+        <w:t>]'.</w:t>
+      </w:r>
+    </w:p>
+    <w:p>
+      <w:pPr>
+        <w:ind w:left="1440"/>
         <w:rPr>
           <w:b/>
           <w:bCs/>
           <w:sz w:val="28"/>
           <w:szCs w:val="28"/>
         </w:rPr>
-        <w:t>Q-</w:t>
-      </w:r>
+      </w:pPr>
       <w:r>
         <w:rPr>
           <w:b/>
@@ -160,8 +737,982 @@
           <w:sz w:val="28"/>
           <w:szCs w:val="28"/>
         </w:rPr>
-        <w:t>2</w:t>
-      </w:r>
+        <w:t>Ans:</w:t>
+      </w:r>
+    </w:p>
+    <w:p>
+      <w:pPr>
+        <w:ind w:left="1440"/>
+        <w:rPr>
+          <w:sz w:val="28"/>
+          <w:szCs w:val="28"/>
+        </w:rPr>
+      </w:pPr>
+      <w:r>
+        <w:rPr>
+          <w:sz w:val="28"/>
+          <w:szCs w:val="28"/>
+        </w:rPr>
+        <w:t>#include&lt;iostream&gt;</w:t>
+      </w:r>
+    </w:p>
+    <w:p>
+      <w:pPr>
+        <w:ind w:left="1440"/>
+        <w:rPr>
+          <w:sz w:val="28"/>
+          <w:szCs w:val="28"/>
+        </w:rPr>
+      </w:pPr>
+      <w:r>
+        <w:rPr>
+          <w:sz w:val="28"/>
+          <w:szCs w:val="28"/>
+        </w:rPr>
+        <w:t>using namespace std;</w:t>
+      </w:r>
+    </w:p>
+    <w:p>
+      <w:pPr>
+        <w:ind w:left="1440"/>
+        <w:rPr>
+          <w:sz w:val="28"/>
+          <w:szCs w:val="28"/>
+        </w:rPr>
+      </w:pPr>
+      <w:r>
+        <w:rPr>
+          <w:sz w:val="28"/>
+          <w:szCs w:val="28"/>
+        </w:rPr>
+        <w:t xml:space="preserve">class </w:t>
+      </w:r>
+      <w:proofErr w:type="spellStart"/>
+      <w:r>
+        <w:rPr>
+          <w:sz w:val="28"/>
+          <w:szCs w:val="28"/>
+        </w:rPr>
+        <w:t>SocialMediaUser</w:t>
+      </w:r>
+      <w:proofErr w:type="spellEnd"/>
+      <w:r>
+        <w:rPr>
+          <w:sz w:val="28"/>
+          <w:szCs w:val="28"/>
+        </w:rPr>
+        <w:t>{</w:t>
+      </w:r>
+    </w:p>
+    <w:p>
+      <w:pPr>
+        <w:ind w:left="1440"/>
+        <w:rPr>
+          <w:sz w:val="28"/>
+          <w:szCs w:val="28"/>
+        </w:rPr>
+      </w:pPr>
+      <w:r>
+        <w:rPr>
+          <w:sz w:val="28"/>
+          <w:szCs w:val="28"/>
+        </w:rPr>
+        <w:tab/>
+        <w:t>protected:</w:t>
+      </w:r>
+    </w:p>
+    <w:p>
+      <w:pPr>
+        <w:ind w:left="1440"/>
+        <w:rPr>
+          <w:sz w:val="28"/>
+          <w:szCs w:val="28"/>
+        </w:rPr>
+      </w:pPr>
+      <w:r>
+        <w:rPr>
+          <w:sz w:val="28"/>
+          <w:szCs w:val="28"/>
+        </w:rPr>
+        <w:tab/>
+      </w:r>
+      <w:r>
+        <w:rPr>
+          <w:sz w:val="28"/>
+          <w:szCs w:val="28"/>
+        </w:rPr>
+        <w:tab/>
+        <w:t>string username;</w:t>
+      </w:r>
+    </w:p>
+    <w:p>
+      <w:pPr>
+        <w:ind w:left="1440"/>
+        <w:rPr>
+          <w:sz w:val="28"/>
+          <w:szCs w:val="28"/>
+        </w:rPr>
+      </w:pPr>
+      <w:r>
+        <w:rPr>
+          <w:sz w:val="28"/>
+          <w:szCs w:val="28"/>
+        </w:rPr>
+        <w:tab/>
+      </w:r>
+      <w:r>
+        <w:rPr>
+          <w:sz w:val="28"/>
+          <w:szCs w:val="28"/>
+        </w:rPr>
+        <w:tab/>
+        <w:t>int followers;</w:t>
+      </w:r>
+    </w:p>
+    <w:p>
+      <w:pPr>
+        <w:ind w:left="1440"/>
+        <w:rPr>
+          <w:sz w:val="28"/>
+          <w:szCs w:val="28"/>
+        </w:rPr>
+      </w:pPr>
+      <w:r>
+        <w:rPr>
+          <w:sz w:val="28"/>
+          <w:szCs w:val="28"/>
+        </w:rPr>
+        <w:tab/>
+      </w:r>
+      <w:r>
+        <w:rPr>
+          <w:sz w:val="28"/>
+          <w:szCs w:val="28"/>
+        </w:rPr>
+        <w:tab/>
+      </w:r>
+    </w:p>
+    <w:p>
+      <w:pPr>
+        <w:ind w:left="1440"/>
+        <w:rPr>
+          <w:sz w:val="28"/>
+          <w:szCs w:val="28"/>
+        </w:rPr>
+      </w:pPr>
+      <w:r>
+        <w:rPr>
+          <w:sz w:val="28"/>
+          <w:szCs w:val="28"/>
+        </w:rPr>
+        <w:tab/>
+        <w:t>public:</w:t>
+      </w:r>
+    </w:p>
+    <w:p>
+      <w:pPr>
+        <w:ind w:left="1440"/>
+        <w:rPr>
+          <w:sz w:val="28"/>
+          <w:szCs w:val="28"/>
+        </w:rPr>
+      </w:pPr>
+      <w:r>
+        <w:rPr>
+          <w:sz w:val="28"/>
+          <w:szCs w:val="28"/>
+        </w:rPr>
+        <w:tab/>
+      </w:r>
+      <w:r>
+        <w:rPr>
+          <w:sz w:val="28"/>
+          <w:szCs w:val="28"/>
+        </w:rPr>
+        <w:tab/>
+      </w:r>
+      <w:proofErr w:type="spellStart"/>
+      <w:r>
+        <w:rPr>
+          <w:sz w:val="28"/>
+          <w:szCs w:val="28"/>
+        </w:rPr>
+        <w:t>SocialMediaUser</w:t>
+      </w:r>
+      <w:proofErr w:type="spellEnd"/>
+      <w:r>
+        <w:rPr>
+          <w:sz w:val="28"/>
+          <w:szCs w:val="28"/>
+        </w:rPr>
+        <w:t xml:space="preserve">(string </w:t>
+      </w:r>
+      <w:proofErr w:type="spellStart"/>
+      <w:r>
+        <w:rPr>
+          <w:sz w:val="28"/>
+          <w:szCs w:val="28"/>
+        </w:rPr>
+        <w:t>un,int</w:t>
+      </w:r>
+      <w:proofErr w:type="spellEnd"/>
+      <w:r>
+        <w:rPr>
+          <w:sz w:val="28"/>
+          <w:szCs w:val="28"/>
+        </w:rPr>
+        <w:t xml:space="preserve"> f){</w:t>
+      </w:r>
+    </w:p>
+    <w:p>
+      <w:pPr>
+        <w:ind w:left="1440"/>
+        <w:rPr>
+          <w:sz w:val="28"/>
+          <w:szCs w:val="28"/>
+        </w:rPr>
+      </w:pPr>
+      <w:r>
+        <w:rPr>
+          <w:sz w:val="28"/>
+          <w:szCs w:val="28"/>
+        </w:rPr>
+        <w:tab/>
+      </w:r>
+      <w:r>
+        <w:rPr>
+          <w:sz w:val="28"/>
+          <w:szCs w:val="28"/>
+        </w:rPr>
+        <w:tab/>
+      </w:r>
+      <w:r>
+        <w:rPr>
+          <w:sz w:val="28"/>
+          <w:szCs w:val="28"/>
+        </w:rPr>
+        <w:tab/>
+        <w:t>username = un;</w:t>
+      </w:r>
+    </w:p>
+    <w:p>
+      <w:pPr>
+        <w:ind w:left="1440"/>
+        <w:rPr>
+          <w:sz w:val="28"/>
+          <w:szCs w:val="28"/>
+        </w:rPr>
+      </w:pPr>
+      <w:r>
+        <w:rPr>
+          <w:sz w:val="28"/>
+          <w:szCs w:val="28"/>
+        </w:rPr>
+        <w:tab/>
+      </w:r>
+      <w:r>
+        <w:rPr>
+          <w:sz w:val="28"/>
+          <w:szCs w:val="28"/>
+        </w:rPr>
+        <w:tab/>
+      </w:r>
+      <w:r>
+        <w:rPr>
+          <w:sz w:val="28"/>
+          <w:szCs w:val="28"/>
+        </w:rPr>
+        <w:tab/>
+        <w:t>followers = f;</w:t>
+      </w:r>
+    </w:p>
+    <w:p>
+      <w:pPr>
+        <w:ind w:left="1440"/>
+        <w:rPr>
+          <w:sz w:val="28"/>
+          <w:szCs w:val="28"/>
+        </w:rPr>
+      </w:pPr>
+      <w:r>
+        <w:rPr>
+          <w:sz w:val="28"/>
+          <w:szCs w:val="28"/>
+        </w:rPr>
+        <w:tab/>
+      </w:r>
+      <w:r>
+        <w:rPr>
+          <w:sz w:val="28"/>
+          <w:szCs w:val="28"/>
+        </w:rPr>
+        <w:tab/>
+        <w:t>}</w:t>
+      </w:r>
+    </w:p>
+    <w:p>
+      <w:pPr>
+        <w:ind w:left="1440"/>
+        <w:rPr>
+          <w:sz w:val="28"/>
+          <w:szCs w:val="28"/>
+        </w:rPr>
+      </w:pPr>
+      <w:r>
+        <w:rPr>
+          <w:sz w:val="28"/>
+          <w:szCs w:val="28"/>
+        </w:rPr>
+        <w:tab/>
+      </w:r>
+      <w:r>
+        <w:rPr>
+          <w:sz w:val="28"/>
+          <w:szCs w:val="28"/>
+        </w:rPr>
+        <w:tab/>
+        <w:t xml:space="preserve">void </w:t>
+      </w:r>
+      <w:proofErr w:type="spellStart"/>
+      <w:r>
+        <w:rPr>
+          <w:sz w:val="28"/>
+          <w:szCs w:val="28"/>
+        </w:rPr>
+        <w:t>displayProfile</w:t>
+      </w:r>
+      <w:proofErr w:type="spellEnd"/>
+      <w:r>
+        <w:rPr>
+          <w:sz w:val="28"/>
+          <w:szCs w:val="28"/>
+        </w:rPr>
+        <w:t>(){</w:t>
+      </w:r>
+    </w:p>
+    <w:p>
+      <w:pPr>
+        <w:ind w:left="1440"/>
+        <w:rPr>
+          <w:sz w:val="28"/>
+          <w:szCs w:val="28"/>
+        </w:rPr>
+      </w:pPr>
+      <w:r>
+        <w:rPr>
+          <w:sz w:val="28"/>
+          <w:szCs w:val="28"/>
+        </w:rPr>
+        <w:tab/>
+      </w:r>
+      <w:r>
+        <w:rPr>
+          <w:sz w:val="28"/>
+          <w:szCs w:val="28"/>
+        </w:rPr>
+        <w:tab/>
+      </w:r>
+      <w:r>
+        <w:rPr>
+          <w:sz w:val="28"/>
+          <w:szCs w:val="28"/>
+        </w:rPr>
+        <w:tab/>
+      </w:r>
+      <w:proofErr w:type="spellStart"/>
+      <w:r>
+        <w:rPr>
+          <w:sz w:val="28"/>
+          <w:szCs w:val="28"/>
+        </w:rPr>
+        <w:t>cout</w:t>
+      </w:r>
+      <w:proofErr w:type="spellEnd"/>
+      <w:r>
+        <w:rPr>
+          <w:sz w:val="28"/>
+          <w:szCs w:val="28"/>
+        </w:rPr>
+        <w:t>&lt;&lt;"</w:t>
+      </w:r>
+      <w:proofErr w:type="spellStart"/>
+      <w:r>
+        <w:rPr>
+          <w:sz w:val="28"/>
+          <w:szCs w:val="28"/>
+        </w:rPr>
+        <w:t>Usernaem</w:t>
+      </w:r>
+      <w:proofErr w:type="spellEnd"/>
+      <w:r>
+        <w:rPr>
+          <w:sz w:val="28"/>
+          <w:szCs w:val="28"/>
+        </w:rPr>
+        <w:t>: "&lt;&lt;username&lt;&lt;"\n";</w:t>
+      </w:r>
+    </w:p>
+    <w:p>
+      <w:pPr>
+        <w:ind w:left="1440"/>
+        <w:rPr>
+          <w:sz w:val="28"/>
+          <w:szCs w:val="28"/>
+        </w:rPr>
+      </w:pPr>
+      <w:r>
+        <w:rPr>
+          <w:sz w:val="28"/>
+          <w:szCs w:val="28"/>
+        </w:rPr>
+        <w:tab/>
+      </w:r>
+      <w:r>
+        <w:rPr>
+          <w:sz w:val="28"/>
+          <w:szCs w:val="28"/>
+        </w:rPr>
+        <w:tab/>
+      </w:r>
+      <w:r>
+        <w:rPr>
+          <w:sz w:val="28"/>
+          <w:szCs w:val="28"/>
+        </w:rPr>
+        <w:tab/>
+      </w:r>
+      <w:proofErr w:type="spellStart"/>
+      <w:r>
+        <w:rPr>
+          <w:sz w:val="28"/>
+          <w:szCs w:val="28"/>
+        </w:rPr>
+        <w:t>cout</w:t>
+      </w:r>
+      <w:proofErr w:type="spellEnd"/>
+      <w:r>
+        <w:rPr>
+          <w:sz w:val="28"/>
+          <w:szCs w:val="28"/>
+        </w:rPr>
+        <w:t>&lt;&lt;"Followers: "&lt;&lt;followers&lt;&lt;"\n";</w:t>
+      </w:r>
+    </w:p>
+    <w:p>
+      <w:pPr>
+        <w:ind w:left="1440"/>
+        <w:rPr>
+          <w:sz w:val="28"/>
+          <w:szCs w:val="28"/>
+        </w:rPr>
+      </w:pPr>
+      <w:r>
+        <w:rPr>
+          <w:sz w:val="28"/>
+          <w:szCs w:val="28"/>
+        </w:rPr>
+        <w:tab/>
+      </w:r>
+      <w:r>
+        <w:rPr>
+          <w:sz w:val="28"/>
+          <w:szCs w:val="28"/>
+        </w:rPr>
+        <w:tab/>
+        <w:t>}</w:t>
+      </w:r>
+    </w:p>
+    <w:p>
+      <w:pPr>
+        <w:ind w:left="1440"/>
+        <w:rPr>
+          <w:sz w:val="28"/>
+          <w:szCs w:val="28"/>
+        </w:rPr>
+      </w:pPr>
+      <w:r>
+        <w:rPr>
+          <w:sz w:val="28"/>
+          <w:szCs w:val="28"/>
+        </w:rPr>
+        <w:t>};</w:t>
+      </w:r>
+    </w:p>
+    <w:p>
+      <w:pPr>
+        <w:ind w:left="1440"/>
+        <w:rPr>
+          <w:sz w:val="28"/>
+          <w:szCs w:val="28"/>
+        </w:rPr>
+      </w:pPr>
+      <w:r>
+        <w:rPr>
+          <w:sz w:val="28"/>
+          <w:szCs w:val="28"/>
+        </w:rPr>
+        <w:t xml:space="preserve">class YouTuber: public </w:t>
+      </w:r>
+      <w:proofErr w:type="spellStart"/>
+      <w:r>
+        <w:rPr>
+          <w:sz w:val="28"/>
+          <w:szCs w:val="28"/>
+        </w:rPr>
+        <w:t>SocialMediaUser</w:t>
+      </w:r>
+      <w:proofErr w:type="spellEnd"/>
+      <w:r>
+        <w:rPr>
+          <w:sz w:val="28"/>
+          <w:szCs w:val="28"/>
+        </w:rPr>
+        <w:t>{</w:t>
+      </w:r>
+    </w:p>
+    <w:p>
+      <w:pPr>
+        <w:ind w:left="1440"/>
+        <w:rPr>
+          <w:sz w:val="28"/>
+          <w:szCs w:val="28"/>
+        </w:rPr>
+      </w:pPr>
+      <w:r>
+        <w:rPr>
+          <w:sz w:val="28"/>
+          <w:szCs w:val="28"/>
+        </w:rPr>
+        <w:tab/>
+        <w:t xml:space="preserve">string </w:t>
+      </w:r>
+      <w:proofErr w:type="spellStart"/>
+      <w:r>
+        <w:rPr>
+          <w:sz w:val="28"/>
+          <w:szCs w:val="28"/>
+        </w:rPr>
+        <w:t>channelName</w:t>
+      </w:r>
+      <w:proofErr w:type="spellEnd"/>
+      <w:r>
+        <w:rPr>
+          <w:sz w:val="28"/>
+          <w:szCs w:val="28"/>
+        </w:rPr>
+        <w:t>;</w:t>
+      </w:r>
+    </w:p>
+    <w:p>
+      <w:pPr>
+        <w:ind w:left="1440"/>
+        <w:rPr>
+          <w:sz w:val="28"/>
+          <w:szCs w:val="28"/>
+        </w:rPr>
+      </w:pPr>
+      <w:r>
+        <w:rPr>
+          <w:sz w:val="28"/>
+          <w:szCs w:val="28"/>
+        </w:rPr>
+        <w:tab/>
+        <w:t>public:</w:t>
+      </w:r>
+    </w:p>
+    <w:p>
+      <w:pPr>
+        <w:ind w:left="1440"/>
+        <w:rPr>
+          <w:sz w:val="28"/>
+          <w:szCs w:val="28"/>
+        </w:rPr>
+      </w:pPr>
+      <w:r>
+        <w:rPr>
+          <w:sz w:val="28"/>
+          <w:szCs w:val="28"/>
+        </w:rPr>
+        <w:lastRenderedPageBreak/>
+        <w:tab/>
+      </w:r>
+      <w:r>
+        <w:rPr>
+          <w:sz w:val="28"/>
+          <w:szCs w:val="28"/>
+        </w:rPr>
+        <w:tab/>
+        <w:t>YouTuber(string un, int f, string channel):</w:t>
+      </w:r>
+      <w:proofErr w:type="spellStart"/>
+      <w:r>
+        <w:rPr>
+          <w:sz w:val="28"/>
+          <w:szCs w:val="28"/>
+        </w:rPr>
+        <w:t>SocialMediaUser</w:t>
+      </w:r>
+      <w:proofErr w:type="spellEnd"/>
+      <w:r>
+        <w:rPr>
+          <w:sz w:val="28"/>
+          <w:szCs w:val="28"/>
+        </w:rPr>
+        <w:t>(</w:t>
+      </w:r>
+      <w:proofErr w:type="spellStart"/>
+      <w:r>
+        <w:rPr>
+          <w:sz w:val="28"/>
+          <w:szCs w:val="28"/>
+        </w:rPr>
+        <w:t>un,f</w:t>
+      </w:r>
+      <w:proofErr w:type="spellEnd"/>
+      <w:r>
+        <w:rPr>
+          <w:sz w:val="28"/>
+          <w:szCs w:val="28"/>
+        </w:rPr>
+        <w:t>){</w:t>
+      </w:r>
+    </w:p>
+    <w:p>
+      <w:pPr>
+        <w:ind w:left="1440"/>
+        <w:rPr>
+          <w:sz w:val="28"/>
+          <w:szCs w:val="28"/>
+        </w:rPr>
+      </w:pPr>
+      <w:r>
+        <w:rPr>
+          <w:sz w:val="28"/>
+          <w:szCs w:val="28"/>
+        </w:rPr>
+        <w:tab/>
+      </w:r>
+      <w:r>
+        <w:rPr>
+          <w:sz w:val="28"/>
+          <w:szCs w:val="28"/>
+        </w:rPr>
+        <w:tab/>
+      </w:r>
+      <w:r>
+        <w:rPr>
+          <w:sz w:val="28"/>
+          <w:szCs w:val="28"/>
+        </w:rPr>
+        <w:tab/>
+      </w:r>
+      <w:proofErr w:type="spellStart"/>
+      <w:r>
+        <w:rPr>
+          <w:sz w:val="28"/>
+          <w:szCs w:val="28"/>
+        </w:rPr>
+        <w:t>channelName</w:t>
+      </w:r>
+      <w:proofErr w:type="spellEnd"/>
+      <w:r>
+        <w:rPr>
+          <w:sz w:val="28"/>
+          <w:szCs w:val="28"/>
+        </w:rPr>
+        <w:t xml:space="preserve"> = channel;</w:t>
+      </w:r>
+    </w:p>
+    <w:p>
+      <w:pPr>
+        <w:ind w:left="1440"/>
+        <w:rPr>
+          <w:sz w:val="28"/>
+          <w:szCs w:val="28"/>
+        </w:rPr>
+      </w:pPr>
+      <w:r>
+        <w:rPr>
+          <w:sz w:val="28"/>
+          <w:szCs w:val="28"/>
+        </w:rPr>
+        <w:tab/>
+      </w:r>
+      <w:r>
+        <w:rPr>
+          <w:sz w:val="28"/>
+          <w:szCs w:val="28"/>
+        </w:rPr>
+        <w:tab/>
+        <w:t>}</w:t>
+      </w:r>
+    </w:p>
+    <w:p>
+      <w:pPr>
+        <w:ind w:left="1440"/>
+        <w:rPr>
+          <w:sz w:val="28"/>
+          <w:szCs w:val="28"/>
+        </w:rPr>
+      </w:pPr>
+      <w:r>
+        <w:rPr>
+          <w:sz w:val="28"/>
+          <w:szCs w:val="28"/>
+        </w:rPr>
+        <w:tab/>
+      </w:r>
+      <w:r>
+        <w:rPr>
+          <w:sz w:val="28"/>
+          <w:szCs w:val="28"/>
+        </w:rPr>
+        <w:tab/>
+        <w:t xml:space="preserve">void </w:t>
+      </w:r>
+      <w:proofErr w:type="spellStart"/>
+      <w:r>
+        <w:rPr>
+          <w:sz w:val="28"/>
+          <w:szCs w:val="28"/>
+        </w:rPr>
+        <w:t>uploadVideo</w:t>
+      </w:r>
+      <w:proofErr w:type="spellEnd"/>
+      <w:r>
+        <w:rPr>
+          <w:sz w:val="28"/>
+          <w:szCs w:val="28"/>
+        </w:rPr>
+        <w:t>(string title){</w:t>
+      </w:r>
+    </w:p>
+    <w:p>
+      <w:pPr>
+        <w:ind w:left="1440"/>
+        <w:rPr>
+          <w:sz w:val="28"/>
+          <w:szCs w:val="28"/>
+        </w:rPr>
+      </w:pPr>
+      <w:r>
+        <w:rPr>
+          <w:sz w:val="28"/>
+          <w:szCs w:val="28"/>
+        </w:rPr>
+        <w:tab/>
+      </w:r>
+      <w:r>
+        <w:rPr>
+          <w:sz w:val="28"/>
+          <w:szCs w:val="28"/>
+        </w:rPr>
+        <w:tab/>
+      </w:r>
+      <w:r>
+        <w:rPr>
+          <w:sz w:val="28"/>
+          <w:szCs w:val="28"/>
+        </w:rPr>
+        <w:tab/>
+      </w:r>
+      <w:proofErr w:type="spellStart"/>
+      <w:r>
+        <w:rPr>
+          <w:sz w:val="28"/>
+          <w:szCs w:val="28"/>
+        </w:rPr>
+        <w:t>cout</w:t>
+      </w:r>
+      <w:proofErr w:type="spellEnd"/>
+      <w:r>
+        <w:rPr>
+          <w:sz w:val="28"/>
+          <w:szCs w:val="28"/>
+        </w:rPr>
+        <w:t>&lt;&lt;"Video "&lt;&lt;title&lt;&lt;" upload to "&lt;&lt;</w:t>
+      </w:r>
+      <w:proofErr w:type="spellStart"/>
+      <w:r>
+        <w:rPr>
+          <w:sz w:val="28"/>
+          <w:szCs w:val="28"/>
+        </w:rPr>
+        <w:t>channelName</w:t>
+      </w:r>
+      <w:proofErr w:type="spellEnd"/>
+      <w:r>
+        <w:rPr>
+          <w:sz w:val="28"/>
+          <w:szCs w:val="28"/>
+        </w:rPr>
+        <w:t>&lt;&lt;"\n";</w:t>
+      </w:r>
+    </w:p>
+    <w:p>
+      <w:pPr>
+        <w:ind w:left="1440"/>
+        <w:rPr>
+          <w:sz w:val="28"/>
+          <w:szCs w:val="28"/>
+        </w:rPr>
+      </w:pPr>
+      <w:r>
+        <w:rPr>
+          <w:sz w:val="28"/>
+          <w:szCs w:val="28"/>
+        </w:rPr>
+        <w:tab/>
+      </w:r>
+      <w:r>
+        <w:rPr>
+          <w:sz w:val="28"/>
+          <w:szCs w:val="28"/>
+        </w:rPr>
+        <w:tab/>
+        <w:t>}</w:t>
+      </w:r>
+    </w:p>
+    <w:p>
+      <w:pPr>
+        <w:ind w:left="1440"/>
+        <w:rPr>
+          <w:sz w:val="28"/>
+          <w:szCs w:val="28"/>
+        </w:rPr>
+      </w:pPr>
+      <w:r>
+        <w:rPr>
+          <w:sz w:val="28"/>
+          <w:szCs w:val="28"/>
+        </w:rPr>
+        <w:t>};</w:t>
+      </w:r>
+    </w:p>
+    <w:p>
+      <w:pPr>
+        <w:ind w:left="1440"/>
+        <w:rPr>
+          <w:sz w:val="28"/>
+          <w:szCs w:val="28"/>
+        </w:rPr>
+      </w:pPr>
+      <w:r>
+        <w:rPr>
+          <w:sz w:val="28"/>
+          <w:szCs w:val="28"/>
+        </w:rPr>
+        <w:t>int main(){</w:t>
+      </w:r>
+    </w:p>
+    <w:p>
+      <w:pPr>
+        <w:ind w:left="1440"/>
+        <w:rPr>
+          <w:sz w:val="28"/>
+          <w:szCs w:val="28"/>
+        </w:rPr>
+      </w:pPr>
+      <w:r>
+        <w:rPr>
+          <w:sz w:val="28"/>
+          <w:szCs w:val="28"/>
+        </w:rPr>
+        <w:tab/>
+        <w:t xml:space="preserve">YouTuber y1("its_anshabhi",1239,"Abhishek </w:t>
+      </w:r>
+      <w:proofErr w:type="spellStart"/>
+      <w:r>
+        <w:rPr>
+          <w:sz w:val="28"/>
+          <w:szCs w:val="28"/>
+        </w:rPr>
+        <w:t>TEch</w:t>
+      </w:r>
+      <w:proofErr w:type="spellEnd"/>
+      <w:r>
+        <w:rPr>
+          <w:sz w:val="28"/>
+          <w:szCs w:val="28"/>
+        </w:rPr>
+        <w:t>");</w:t>
+      </w:r>
+    </w:p>
+    <w:p>
+      <w:pPr>
+        <w:ind w:left="1440"/>
+        <w:rPr>
+          <w:sz w:val="28"/>
+          <w:szCs w:val="28"/>
+        </w:rPr>
+      </w:pPr>
+      <w:r>
+        <w:rPr>
+          <w:sz w:val="28"/>
+          <w:szCs w:val="28"/>
+        </w:rPr>
+        <w:tab/>
+        <w:t>y1.displayProfile();</w:t>
+      </w:r>
+    </w:p>
+    <w:p>
+      <w:pPr>
+        <w:ind w:left="1440"/>
+        <w:rPr>
+          <w:sz w:val="28"/>
+          <w:szCs w:val="28"/>
+        </w:rPr>
+      </w:pPr>
+      <w:r>
+        <w:rPr>
+          <w:sz w:val="28"/>
+          <w:szCs w:val="28"/>
+        </w:rPr>
+        <w:tab/>
+        <w:t>y1.uploadVideo("C++ Tutorial");</w:t>
+      </w:r>
+    </w:p>
+    <w:p>
+      <w:pPr>
+        <w:ind w:left="1440"/>
+        <w:rPr>
+          <w:sz w:val="28"/>
+          <w:szCs w:val="28"/>
+        </w:rPr>
+      </w:pPr>
+      <w:r>
+        <w:rPr>
+          <w:sz w:val="28"/>
+          <w:szCs w:val="28"/>
+        </w:rPr>
+        <w:tab/>
+        <w:t>return 0;</w:t>
+      </w:r>
+    </w:p>
+    <w:p>
+      <w:pPr>
+        <w:ind w:left="1440"/>
+        <w:rPr>
+          <w:sz w:val="28"/>
+          <w:szCs w:val="28"/>
+        </w:rPr>
+      </w:pPr>
+      <w:r>
+        <w:rPr>
+          <w:sz w:val="28"/>
+          <w:szCs w:val="28"/>
+        </w:rPr>
+        <w:t>}</w:t>
+      </w:r>
+    </w:p>
+    <w:p>
+      <w:pPr>
+        <w:ind w:left="1440"/>
+        <w:rPr>
+          <w:sz w:val="28"/>
+          <w:szCs w:val="28"/>
+        </w:rPr>
+      </w:pPr>
       <w:r>
         <w:rPr>
           <w:b/>
@@ -169,21 +1720,14 @@
           <w:sz w:val="28"/>
           <w:szCs w:val="28"/>
         </w:rPr>
-        <w:t>:</w:t>
-      </w:r>
-      <w:r>
-        <w:rPr>
-          <w:sz w:val="28"/>
-          <w:szCs w:val="28"/>
-        </w:rPr>
-        <w:t xml:space="preserve"> </w:t>
-      </w:r>
-      <w:r>
-        <w:rPr>
-          <w:sz w:val="28"/>
-          <w:szCs w:val="28"/>
-        </w:rPr>
-        <w:t xml:space="preserve">Build a YouTuber class that inherits from </w:t>
+        <w:t>Q-3:</w:t>
+      </w:r>
+      <w:r>
+        <w:rPr>
+          <w:sz w:val="28"/>
+          <w:szCs w:val="28"/>
+        </w:rPr>
+        <w:t xml:space="preserve"> Create a Podcaster class that also inherits from </w:t>
       </w:r>
       <w:proofErr w:type="spellStart"/>
       <w:r>
@@ -207,7 +1751,7 @@
           <w:sz w:val="28"/>
           <w:szCs w:val="28"/>
         </w:rPr>
-        <w:t>channelName</w:t>
+        <w:t>podcastName</w:t>
       </w:r>
       <w:proofErr w:type="spellEnd"/>
       <w:r>
@@ -223,23 +1767,55 @@
           <w:sz w:val="28"/>
           <w:szCs w:val="28"/>
         </w:rPr>
-        <w:t>uploadVideo</w:t>
-      </w:r>
-      <w:proofErr w:type="spellEnd"/>
-      <w:r>
-        <w:rPr>
-          <w:sz w:val="28"/>
-          <w:szCs w:val="28"/>
-        </w:rPr>
-        <w:t>(title) that prints 'Video [title] uploaded to [</w:t>
-      </w:r>
-      <w:proofErr w:type="spellStart"/>
-      <w:r>
-        <w:rPr>
-          <w:sz w:val="28"/>
-          <w:szCs w:val="28"/>
-        </w:rPr>
-        <w:t>channelName</w:t>
+        <w:t>publishEpisode</w:t>
+      </w:r>
+      <w:proofErr w:type="spellEnd"/>
+      <w:r>
+        <w:rPr>
+          <w:sz w:val="28"/>
+          <w:szCs w:val="28"/>
+        </w:rPr>
+        <w:t>(</w:t>
+      </w:r>
+      <w:proofErr w:type="spellStart"/>
+      <w:r>
+        <w:rPr>
+          <w:sz w:val="28"/>
+          <w:szCs w:val="28"/>
+        </w:rPr>
+        <w:t>episodeTitle</w:t>
+      </w:r>
+      <w:proofErr w:type="spellEnd"/>
+      <w:r>
+        <w:rPr>
+          <w:sz w:val="28"/>
+          <w:szCs w:val="28"/>
+        </w:rPr>
+        <w:t>) that prints 'Episode [</w:t>
+      </w:r>
+      <w:proofErr w:type="spellStart"/>
+      <w:r>
+        <w:rPr>
+          <w:sz w:val="28"/>
+          <w:szCs w:val="28"/>
+        </w:rPr>
+        <w:t>episodeTitle</w:t>
+      </w:r>
+      <w:proofErr w:type="spellEnd"/>
+      <w:r>
+        <w:rPr>
+          <w:sz w:val="28"/>
+          <w:szCs w:val="28"/>
+        </w:rPr>
+        <w:t>] published on [</w:t>
+      </w:r>
+      <w:proofErr w:type="spellStart"/>
+      <w:r>
+        <w:rPr>
+          <w:sz w:val="28"/>
+          <w:szCs w:val="28"/>
+        </w:rPr>
+        <w:t>podcastName</w:t>
       </w:r>
       <w:proofErr w:type="spellEnd"/>
       <w:r>
@@ -265,8 +1841,1015 @@
           <w:sz w:val="28"/>
           <w:szCs w:val="28"/>
         </w:rPr>
-        <w:t>Q-</w:t>
-      </w:r>
+        <w:t>Ans:</w:t>
+      </w:r>
+    </w:p>
+    <w:p>
+      <w:pPr>
+        <w:ind w:left="1440"/>
+        <w:rPr>
+          <w:sz w:val="28"/>
+          <w:szCs w:val="28"/>
+        </w:rPr>
+      </w:pPr>
+      <w:r>
+        <w:rPr>
+          <w:sz w:val="28"/>
+          <w:szCs w:val="28"/>
+        </w:rPr>
+        <w:t>#include&lt;iostream&gt;</w:t>
+      </w:r>
+    </w:p>
+    <w:p>
+      <w:pPr>
+        <w:ind w:left="1440"/>
+        <w:rPr>
+          <w:sz w:val="28"/>
+          <w:szCs w:val="28"/>
+        </w:rPr>
+      </w:pPr>
+      <w:r>
+        <w:rPr>
+          <w:sz w:val="28"/>
+          <w:szCs w:val="28"/>
+        </w:rPr>
+        <w:t>using namespace std;</w:t>
+      </w:r>
+    </w:p>
+    <w:p>
+      <w:pPr>
+        <w:ind w:left="1440"/>
+        <w:rPr>
+          <w:sz w:val="28"/>
+          <w:szCs w:val="28"/>
+        </w:rPr>
+      </w:pPr>
+      <w:r>
+        <w:rPr>
+          <w:sz w:val="28"/>
+          <w:szCs w:val="28"/>
+        </w:rPr>
+        <w:t xml:space="preserve">class </w:t>
+      </w:r>
+      <w:proofErr w:type="spellStart"/>
+      <w:r>
+        <w:rPr>
+          <w:sz w:val="28"/>
+          <w:szCs w:val="28"/>
+        </w:rPr>
+        <w:t>SocialMediaUser</w:t>
+      </w:r>
+      <w:proofErr w:type="spellEnd"/>
+      <w:r>
+        <w:rPr>
+          <w:sz w:val="28"/>
+          <w:szCs w:val="28"/>
+        </w:rPr>
+        <w:t>{</w:t>
+      </w:r>
+    </w:p>
+    <w:p>
+      <w:pPr>
+        <w:ind w:left="1440"/>
+        <w:rPr>
+          <w:sz w:val="28"/>
+          <w:szCs w:val="28"/>
+        </w:rPr>
+      </w:pPr>
+      <w:r>
+        <w:rPr>
+          <w:sz w:val="28"/>
+          <w:szCs w:val="28"/>
+        </w:rPr>
+        <w:tab/>
+        <w:t>protected:</w:t>
+      </w:r>
+    </w:p>
+    <w:p>
+      <w:pPr>
+        <w:ind w:left="1440"/>
+        <w:rPr>
+          <w:sz w:val="28"/>
+          <w:szCs w:val="28"/>
+        </w:rPr>
+      </w:pPr>
+      <w:r>
+        <w:rPr>
+          <w:sz w:val="28"/>
+          <w:szCs w:val="28"/>
+        </w:rPr>
+        <w:tab/>
+      </w:r>
+      <w:r>
+        <w:rPr>
+          <w:sz w:val="28"/>
+          <w:szCs w:val="28"/>
+        </w:rPr>
+        <w:tab/>
+        <w:t>string username;</w:t>
+      </w:r>
+    </w:p>
+    <w:p>
+      <w:pPr>
+        <w:ind w:left="1440"/>
+        <w:rPr>
+          <w:sz w:val="28"/>
+          <w:szCs w:val="28"/>
+        </w:rPr>
+      </w:pPr>
+      <w:r>
+        <w:rPr>
+          <w:sz w:val="28"/>
+          <w:szCs w:val="28"/>
+        </w:rPr>
+        <w:tab/>
+      </w:r>
+      <w:r>
+        <w:rPr>
+          <w:sz w:val="28"/>
+          <w:szCs w:val="28"/>
+        </w:rPr>
+        <w:tab/>
+        <w:t>int followers;</w:t>
+      </w:r>
+    </w:p>
+    <w:p>
+      <w:pPr>
+        <w:ind w:left="1440"/>
+        <w:rPr>
+          <w:sz w:val="28"/>
+          <w:szCs w:val="28"/>
+        </w:rPr>
+      </w:pPr>
+      <w:r>
+        <w:rPr>
+          <w:sz w:val="28"/>
+          <w:szCs w:val="28"/>
+        </w:rPr>
+        <w:lastRenderedPageBreak/>
+        <w:tab/>
+      </w:r>
+      <w:r>
+        <w:rPr>
+          <w:sz w:val="28"/>
+          <w:szCs w:val="28"/>
+        </w:rPr>
+        <w:tab/>
+      </w:r>
+    </w:p>
+    <w:p>
+      <w:pPr>
+        <w:ind w:left="1440"/>
+        <w:rPr>
+          <w:sz w:val="28"/>
+          <w:szCs w:val="28"/>
+        </w:rPr>
+      </w:pPr>
+      <w:r>
+        <w:rPr>
+          <w:sz w:val="28"/>
+          <w:szCs w:val="28"/>
+        </w:rPr>
+        <w:tab/>
+        <w:t>public:</w:t>
+      </w:r>
+    </w:p>
+    <w:p>
+      <w:pPr>
+        <w:ind w:left="1440"/>
+        <w:rPr>
+          <w:sz w:val="28"/>
+          <w:szCs w:val="28"/>
+        </w:rPr>
+      </w:pPr>
+      <w:r>
+        <w:rPr>
+          <w:sz w:val="28"/>
+          <w:szCs w:val="28"/>
+        </w:rPr>
+        <w:tab/>
+      </w:r>
+      <w:r>
+        <w:rPr>
+          <w:sz w:val="28"/>
+          <w:szCs w:val="28"/>
+        </w:rPr>
+        <w:tab/>
+      </w:r>
+      <w:proofErr w:type="spellStart"/>
+      <w:r>
+        <w:rPr>
+          <w:sz w:val="28"/>
+          <w:szCs w:val="28"/>
+        </w:rPr>
+        <w:t>SocialMediaUser</w:t>
+      </w:r>
+      <w:proofErr w:type="spellEnd"/>
+      <w:r>
+        <w:rPr>
+          <w:sz w:val="28"/>
+          <w:szCs w:val="28"/>
+        </w:rPr>
+        <w:t xml:space="preserve">(string </w:t>
+      </w:r>
+      <w:proofErr w:type="spellStart"/>
+      <w:r>
+        <w:rPr>
+          <w:sz w:val="28"/>
+          <w:szCs w:val="28"/>
+        </w:rPr>
+        <w:t>un,int</w:t>
+      </w:r>
+      <w:proofErr w:type="spellEnd"/>
+      <w:r>
+        <w:rPr>
+          <w:sz w:val="28"/>
+          <w:szCs w:val="28"/>
+        </w:rPr>
+        <w:t xml:space="preserve"> f){</w:t>
+      </w:r>
+    </w:p>
+    <w:p>
+      <w:pPr>
+        <w:ind w:left="1440"/>
+        <w:rPr>
+          <w:sz w:val="28"/>
+          <w:szCs w:val="28"/>
+        </w:rPr>
+      </w:pPr>
+      <w:r>
+        <w:rPr>
+          <w:sz w:val="28"/>
+          <w:szCs w:val="28"/>
+        </w:rPr>
+        <w:tab/>
+      </w:r>
+      <w:r>
+        <w:rPr>
+          <w:sz w:val="28"/>
+          <w:szCs w:val="28"/>
+        </w:rPr>
+        <w:tab/>
+      </w:r>
+      <w:r>
+        <w:rPr>
+          <w:sz w:val="28"/>
+          <w:szCs w:val="28"/>
+        </w:rPr>
+        <w:tab/>
+        <w:t>username = un;</w:t>
+      </w:r>
+    </w:p>
+    <w:p>
+      <w:pPr>
+        <w:ind w:left="1440"/>
+        <w:rPr>
+          <w:sz w:val="28"/>
+          <w:szCs w:val="28"/>
+        </w:rPr>
+      </w:pPr>
+      <w:r>
+        <w:rPr>
+          <w:sz w:val="28"/>
+          <w:szCs w:val="28"/>
+        </w:rPr>
+        <w:tab/>
+      </w:r>
+      <w:r>
+        <w:rPr>
+          <w:sz w:val="28"/>
+          <w:szCs w:val="28"/>
+        </w:rPr>
+        <w:tab/>
+      </w:r>
+      <w:r>
+        <w:rPr>
+          <w:sz w:val="28"/>
+          <w:szCs w:val="28"/>
+        </w:rPr>
+        <w:tab/>
+        <w:t>followers = f;</w:t>
+      </w:r>
+    </w:p>
+    <w:p>
+      <w:pPr>
+        <w:ind w:left="1440"/>
+        <w:rPr>
+          <w:sz w:val="28"/>
+          <w:szCs w:val="28"/>
+        </w:rPr>
+      </w:pPr>
+      <w:r>
+        <w:rPr>
+          <w:sz w:val="28"/>
+          <w:szCs w:val="28"/>
+        </w:rPr>
+        <w:tab/>
+      </w:r>
+      <w:r>
+        <w:rPr>
+          <w:sz w:val="28"/>
+          <w:szCs w:val="28"/>
+        </w:rPr>
+        <w:tab/>
+        <w:t>}</w:t>
+      </w:r>
+    </w:p>
+    <w:p>
+      <w:pPr>
+        <w:ind w:left="1440"/>
+        <w:rPr>
+          <w:sz w:val="28"/>
+          <w:szCs w:val="28"/>
+        </w:rPr>
+      </w:pPr>
+      <w:r>
+        <w:rPr>
+          <w:sz w:val="28"/>
+          <w:szCs w:val="28"/>
+        </w:rPr>
+        <w:tab/>
+      </w:r>
+      <w:r>
+        <w:rPr>
+          <w:sz w:val="28"/>
+          <w:szCs w:val="28"/>
+        </w:rPr>
+        <w:tab/>
+        <w:t xml:space="preserve">void </w:t>
+      </w:r>
+      <w:proofErr w:type="spellStart"/>
+      <w:r>
+        <w:rPr>
+          <w:sz w:val="28"/>
+          <w:szCs w:val="28"/>
+        </w:rPr>
+        <w:t>displayProfile</w:t>
+      </w:r>
+      <w:proofErr w:type="spellEnd"/>
+      <w:r>
+        <w:rPr>
+          <w:sz w:val="28"/>
+          <w:szCs w:val="28"/>
+        </w:rPr>
+        <w:t>(){</w:t>
+      </w:r>
+    </w:p>
+    <w:p>
+      <w:pPr>
+        <w:ind w:left="1440"/>
+        <w:rPr>
+          <w:sz w:val="28"/>
+          <w:szCs w:val="28"/>
+        </w:rPr>
+      </w:pPr>
+      <w:r>
+        <w:rPr>
+          <w:sz w:val="28"/>
+          <w:szCs w:val="28"/>
+        </w:rPr>
+        <w:tab/>
+      </w:r>
+      <w:r>
+        <w:rPr>
+          <w:sz w:val="28"/>
+          <w:szCs w:val="28"/>
+        </w:rPr>
+        <w:tab/>
+      </w:r>
+      <w:r>
+        <w:rPr>
+          <w:sz w:val="28"/>
+          <w:szCs w:val="28"/>
+        </w:rPr>
+        <w:tab/>
+      </w:r>
+      <w:proofErr w:type="spellStart"/>
+      <w:r>
+        <w:rPr>
+          <w:sz w:val="28"/>
+          <w:szCs w:val="28"/>
+        </w:rPr>
+        <w:t>cout</w:t>
+      </w:r>
+      <w:proofErr w:type="spellEnd"/>
+      <w:r>
+        <w:rPr>
+          <w:sz w:val="28"/>
+          <w:szCs w:val="28"/>
+        </w:rPr>
+        <w:t>&lt;&lt;"</w:t>
+      </w:r>
+      <w:proofErr w:type="spellStart"/>
+      <w:r>
+        <w:rPr>
+          <w:sz w:val="28"/>
+          <w:szCs w:val="28"/>
+        </w:rPr>
+        <w:t>Usernaem</w:t>
+      </w:r>
+      <w:proofErr w:type="spellEnd"/>
+      <w:r>
+        <w:rPr>
+          <w:sz w:val="28"/>
+          <w:szCs w:val="28"/>
+        </w:rPr>
+        <w:t>: "&lt;&lt;username&lt;&lt;"\n";</w:t>
+      </w:r>
+    </w:p>
+    <w:p>
+      <w:pPr>
+        <w:ind w:left="1440"/>
+        <w:rPr>
+          <w:sz w:val="28"/>
+          <w:szCs w:val="28"/>
+        </w:rPr>
+      </w:pPr>
+      <w:r>
+        <w:rPr>
+          <w:sz w:val="28"/>
+          <w:szCs w:val="28"/>
+        </w:rPr>
+        <w:tab/>
+      </w:r>
+      <w:r>
+        <w:rPr>
+          <w:sz w:val="28"/>
+          <w:szCs w:val="28"/>
+        </w:rPr>
+        <w:tab/>
+      </w:r>
+      <w:r>
+        <w:rPr>
+          <w:sz w:val="28"/>
+          <w:szCs w:val="28"/>
+        </w:rPr>
+        <w:tab/>
+      </w:r>
+      <w:proofErr w:type="spellStart"/>
+      <w:r>
+        <w:rPr>
+          <w:sz w:val="28"/>
+          <w:szCs w:val="28"/>
+        </w:rPr>
+        <w:t>cout</w:t>
+      </w:r>
+      <w:proofErr w:type="spellEnd"/>
+      <w:r>
+        <w:rPr>
+          <w:sz w:val="28"/>
+          <w:szCs w:val="28"/>
+        </w:rPr>
+        <w:t>&lt;&lt;"Followers: "&lt;&lt;followers&lt;&lt;"\n";</w:t>
+      </w:r>
+    </w:p>
+    <w:p>
+      <w:pPr>
+        <w:ind w:left="1440"/>
+        <w:rPr>
+          <w:sz w:val="28"/>
+          <w:szCs w:val="28"/>
+        </w:rPr>
+      </w:pPr>
+      <w:r>
+        <w:rPr>
+          <w:sz w:val="28"/>
+          <w:szCs w:val="28"/>
+        </w:rPr>
+        <w:tab/>
+      </w:r>
+      <w:r>
+        <w:rPr>
+          <w:sz w:val="28"/>
+          <w:szCs w:val="28"/>
+        </w:rPr>
+        <w:tab/>
+        <w:t>}</w:t>
+      </w:r>
+    </w:p>
+    <w:p>
+      <w:pPr>
+        <w:ind w:left="1440"/>
+        <w:rPr>
+          <w:sz w:val="28"/>
+          <w:szCs w:val="28"/>
+        </w:rPr>
+      </w:pPr>
+      <w:r>
+        <w:rPr>
+          <w:sz w:val="28"/>
+          <w:szCs w:val="28"/>
+        </w:rPr>
+        <w:t>};</w:t>
+      </w:r>
+    </w:p>
+    <w:p>
+      <w:pPr>
+        <w:ind w:left="1440"/>
+        <w:rPr>
+          <w:sz w:val="28"/>
+          <w:szCs w:val="28"/>
+        </w:rPr>
+      </w:pPr>
+      <w:r>
+        <w:rPr>
+          <w:sz w:val="28"/>
+          <w:szCs w:val="28"/>
+        </w:rPr>
+        <w:t xml:space="preserve">class Podcaster : public </w:t>
+      </w:r>
+      <w:proofErr w:type="spellStart"/>
+      <w:r>
+        <w:rPr>
+          <w:sz w:val="28"/>
+          <w:szCs w:val="28"/>
+        </w:rPr>
+        <w:t>SocialMediaUser</w:t>
+      </w:r>
+      <w:proofErr w:type="spellEnd"/>
+      <w:r>
+        <w:rPr>
+          <w:sz w:val="28"/>
+          <w:szCs w:val="28"/>
+        </w:rPr>
+        <w:t>{</w:t>
+      </w:r>
+    </w:p>
+    <w:p>
+      <w:pPr>
+        <w:ind w:left="1440"/>
+        <w:rPr>
+          <w:sz w:val="28"/>
+          <w:szCs w:val="28"/>
+        </w:rPr>
+      </w:pPr>
+      <w:r>
+        <w:rPr>
+          <w:sz w:val="28"/>
+          <w:szCs w:val="28"/>
+        </w:rPr>
+        <w:tab/>
+        <w:t xml:space="preserve">string </w:t>
+      </w:r>
+      <w:proofErr w:type="spellStart"/>
+      <w:r>
+        <w:rPr>
+          <w:sz w:val="28"/>
+          <w:szCs w:val="28"/>
+        </w:rPr>
+        <w:t>podcastName</w:t>
+      </w:r>
+      <w:proofErr w:type="spellEnd"/>
+      <w:r>
+        <w:rPr>
+          <w:sz w:val="28"/>
+          <w:szCs w:val="28"/>
+        </w:rPr>
+        <w:t>;</w:t>
+      </w:r>
+    </w:p>
+    <w:p>
+      <w:pPr>
+        <w:ind w:left="1440"/>
+        <w:rPr>
+          <w:sz w:val="28"/>
+          <w:szCs w:val="28"/>
+        </w:rPr>
+      </w:pPr>
+      <w:r>
+        <w:rPr>
+          <w:sz w:val="28"/>
+          <w:szCs w:val="28"/>
+        </w:rPr>
+        <w:tab/>
+        <w:t xml:space="preserve">public: </w:t>
+      </w:r>
+    </w:p>
+    <w:p>
+      <w:pPr>
+        <w:ind w:left="1440"/>
+        <w:rPr>
+          <w:sz w:val="28"/>
+          <w:szCs w:val="28"/>
+        </w:rPr>
+      </w:pPr>
+      <w:r>
+        <w:rPr>
+          <w:sz w:val="28"/>
+          <w:szCs w:val="28"/>
+        </w:rPr>
+        <w:tab/>
+      </w:r>
+      <w:r>
+        <w:rPr>
+          <w:sz w:val="28"/>
+          <w:szCs w:val="28"/>
+        </w:rPr>
+        <w:tab/>
+        <w:t xml:space="preserve">Podcaster(string </w:t>
+      </w:r>
+      <w:proofErr w:type="spellStart"/>
+      <w:r>
+        <w:rPr>
+          <w:sz w:val="28"/>
+          <w:szCs w:val="28"/>
+        </w:rPr>
+        <w:t>un,int</w:t>
+      </w:r>
+      <w:proofErr w:type="spellEnd"/>
+      <w:r>
+        <w:rPr>
+          <w:sz w:val="28"/>
+          <w:szCs w:val="28"/>
+        </w:rPr>
+        <w:t xml:space="preserve"> f, string podcast):</w:t>
+      </w:r>
+      <w:proofErr w:type="spellStart"/>
+      <w:r>
+        <w:rPr>
+          <w:sz w:val="28"/>
+          <w:szCs w:val="28"/>
+        </w:rPr>
+        <w:t>SocialMediaUser</w:t>
+      </w:r>
+      <w:proofErr w:type="spellEnd"/>
+      <w:r>
+        <w:rPr>
+          <w:sz w:val="28"/>
+          <w:szCs w:val="28"/>
+        </w:rPr>
+        <w:t>(</w:t>
+      </w:r>
+      <w:proofErr w:type="spellStart"/>
+      <w:r>
+        <w:rPr>
+          <w:sz w:val="28"/>
+          <w:szCs w:val="28"/>
+        </w:rPr>
+        <w:t>un,f</w:t>
+      </w:r>
+      <w:proofErr w:type="spellEnd"/>
+      <w:r>
+        <w:rPr>
+          <w:sz w:val="28"/>
+          <w:szCs w:val="28"/>
+        </w:rPr>
+        <w:t>){</w:t>
+      </w:r>
+    </w:p>
+    <w:p>
+      <w:pPr>
+        <w:ind w:left="1440"/>
+        <w:rPr>
+          <w:sz w:val="28"/>
+          <w:szCs w:val="28"/>
+        </w:rPr>
+      </w:pPr>
+      <w:r>
+        <w:rPr>
+          <w:sz w:val="28"/>
+          <w:szCs w:val="28"/>
+        </w:rPr>
+        <w:tab/>
+      </w:r>
+      <w:r>
+        <w:rPr>
+          <w:sz w:val="28"/>
+          <w:szCs w:val="28"/>
+        </w:rPr>
+        <w:tab/>
+      </w:r>
+      <w:r>
+        <w:rPr>
+          <w:sz w:val="28"/>
+          <w:szCs w:val="28"/>
+        </w:rPr>
+        <w:tab/>
+      </w:r>
+      <w:proofErr w:type="spellStart"/>
+      <w:r>
+        <w:rPr>
+          <w:sz w:val="28"/>
+          <w:szCs w:val="28"/>
+        </w:rPr>
+        <w:t>podcastName</w:t>
+      </w:r>
+      <w:proofErr w:type="spellEnd"/>
+      <w:r>
+        <w:rPr>
+          <w:sz w:val="28"/>
+          <w:szCs w:val="28"/>
+        </w:rPr>
+        <w:t xml:space="preserve"> = podcast;</w:t>
+      </w:r>
+    </w:p>
+    <w:p>
+      <w:pPr>
+        <w:ind w:left="1440"/>
+        <w:rPr>
+          <w:sz w:val="28"/>
+          <w:szCs w:val="28"/>
+        </w:rPr>
+      </w:pPr>
+      <w:r>
+        <w:rPr>
+          <w:sz w:val="28"/>
+          <w:szCs w:val="28"/>
+        </w:rPr>
+        <w:tab/>
+      </w:r>
+      <w:r>
+        <w:rPr>
+          <w:sz w:val="28"/>
+          <w:szCs w:val="28"/>
+        </w:rPr>
+        <w:tab/>
+        <w:t>}</w:t>
+      </w:r>
+    </w:p>
+    <w:p>
+      <w:pPr>
+        <w:ind w:left="1440"/>
+        <w:rPr>
+          <w:sz w:val="28"/>
+          <w:szCs w:val="28"/>
+        </w:rPr>
+      </w:pPr>
+      <w:r>
+        <w:rPr>
+          <w:sz w:val="28"/>
+          <w:szCs w:val="28"/>
+        </w:rPr>
+        <w:tab/>
+      </w:r>
+      <w:r>
+        <w:rPr>
+          <w:sz w:val="28"/>
+          <w:szCs w:val="28"/>
+        </w:rPr>
+        <w:tab/>
+        <w:t xml:space="preserve">void </w:t>
+      </w:r>
+      <w:proofErr w:type="spellStart"/>
+      <w:r>
+        <w:rPr>
+          <w:sz w:val="28"/>
+          <w:szCs w:val="28"/>
+        </w:rPr>
+        <w:t>publishEpisode</w:t>
+      </w:r>
+      <w:proofErr w:type="spellEnd"/>
+      <w:r>
+        <w:rPr>
+          <w:sz w:val="28"/>
+          <w:szCs w:val="28"/>
+        </w:rPr>
+        <w:t xml:space="preserve">(string </w:t>
+      </w:r>
+      <w:proofErr w:type="spellStart"/>
+      <w:r>
+        <w:rPr>
+          <w:sz w:val="28"/>
+          <w:szCs w:val="28"/>
+        </w:rPr>
+        <w:t>episodeTitle</w:t>
+      </w:r>
+      <w:proofErr w:type="spellEnd"/>
+      <w:r>
+        <w:rPr>
+          <w:sz w:val="28"/>
+          <w:szCs w:val="28"/>
+        </w:rPr>
+        <w:t>){</w:t>
+      </w:r>
+    </w:p>
+    <w:p>
+      <w:pPr>
+        <w:ind w:left="1440"/>
+        <w:rPr>
+          <w:sz w:val="28"/>
+          <w:szCs w:val="28"/>
+        </w:rPr>
+      </w:pPr>
+      <w:r>
+        <w:rPr>
+          <w:sz w:val="28"/>
+          <w:szCs w:val="28"/>
+        </w:rPr>
+        <w:tab/>
+      </w:r>
+      <w:r>
+        <w:rPr>
+          <w:sz w:val="28"/>
+          <w:szCs w:val="28"/>
+        </w:rPr>
+        <w:tab/>
+      </w:r>
+      <w:r>
+        <w:rPr>
+          <w:sz w:val="28"/>
+          <w:szCs w:val="28"/>
+        </w:rPr>
+        <w:tab/>
+      </w:r>
+      <w:proofErr w:type="spellStart"/>
+      <w:r>
+        <w:rPr>
+          <w:sz w:val="28"/>
+          <w:szCs w:val="28"/>
+        </w:rPr>
+        <w:t>cout</w:t>
+      </w:r>
+      <w:proofErr w:type="spellEnd"/>
+      <w:r>
+        <w:rPr>
+          <w:sz w:val="28"/>
+          <w:szCs w:val="28"/>
+        </w:rPr>
+        <w:t>&lt;&lt;"Episode "&lt;&lt;</w:t>
+      </w:r>
+      <w:proofErr w:type="spellStart"/>
+      <w:r>
+        <w:rPr>
+          <w:sz w:val="28"/>
+          <w:szCs w:val="28"/>
+        </w:rPr>
+        <w:t>episodeTitle</w:t>
+      </w:r>
+      <w:proofErr w:type="spellEnd"/>
+      <w:r>
+        <w:rPr>
+          <w:sz w:val="28"/>
+          <w:szCs w:val="28"/>
+        </w:rPr>
+        <w:t>&lt;&lt;" publish  "&lt;&lt;</w:t>
+      </w:r>
+      <w:proofErr w:type="spellStart"/>
+      <w:r>
+        <w:rPr>
+          <w:sz w:val="28"/>
+          <w:szCs w:val="28"/>
+        </w:rPr>
+        <w:t>podcastName</w:t>
+      </w:r>
+      <w:proofErr w:type="spellEnd"/>
+      <w:r>
+        <w:rPr>
+          <w:sz w:val="28"/>
+          <w:szCs w:val="28"/>
+        </w:rPr>
+        <w:t>&lt;&lt;"\n";</w:t>
+      </w:r>
+    </w:p>
+    <w:p>
+      <w:pPr>
+        <w:ind w:left="1440"/>
+        <w:rPr>
+          <w:sz w:val="28"/>
+          <w:szCs w:val="28"/>
+        </w:rPr>
+      </w:pPr>
+      <w:r>
+        <w:rPr>
+          <w:sz w:val="28"/>
+          <w:szCs w:val="28"/>
+        </w:rPr>
+        <w:tab/>
+      </w:r>
+      <w:r>
+        <w:rPr>
+          <w:sz w:val="28"/>
+          <w:szCs w:val="28"/>
+        </w:rPr>
+        <w:tab/>
+        <w:t>}</w:t>
+      </w:r>
+    </w:p>
+    <w:p>
+      <w:pPr>
+        <w:ind w:left="1440"/>
+        <w:rPr>
+          <w:sz w:val="28"/>
+          <w:szCs w:val="28"/>
+        </w:rPr>
+      </w:pPr>
+      <w:r>
+        <w:rPr>
+          <w:sz w:val="28"/>
+          <w:szCs w:val="28"/>
+        </w:rPr>
+        <w:t>};</w:t>
+      </w:r>
+    </w:p>
+    <w:p>
+      <w:pPr>
+        <w:ind w:left="1440"/>
+        <w:rPr>
+          <w:sz w:val="28"/>
+          <w:szCs w:val="28"/>
+        </w:rPr>
+      </w:pPr>
+      <w:r>
+        <w:rPr>
+          <w:sz w:val="28"/>
+          <w:szCs w:val="28"/>
+        </w:rPr>
+        <w:t>int main(){</w:t>
+      </w:r>
+    </w:p>
+    <w:p>
+      <w:pPr>
+        <w:ind w:left="1440"/>
+        <w:rPr>
+          <w:sz w:val="28"/>
+          <w:szCs w:val="28"/>
+        </w:rPr>
+      </w:pPr>
+      <w:r>
+        <w:rPr>
+          <w:sz w:val="28"/>
+          <w:szCs w:val="28"/>
+        </w:rPr>
+        <w:tab/>
+        <w:t>Podcaster p1("abhshek_p123",1234,"TEch Talks");</w:t>
+      </w:r>
+    </w:p>
+    <w:p>
+      <w:pPr>
+        <w:ind w:left="1440"/>
+        <w:rPr>
+          <w:sz w:val="28"/>
+          <w:szCs w:val="28"/>
+        </w:rPr>
+      </w:pPr>
+      <w:r>
+        <w:rPr>
+          <w:sz w:val="28"/>
+          <w:szCs w:val="28"/>
+        </w:rPr>
+        <w:tab/>
+        <w:t>p1.displayProfile();</w:t>
+      </w:r>
+    </w:p>
+    <w:p>
+      <w:pPr>
+        <w:ind w:left="1440"/>
+        <w:rPr>
+          <w:sz w:val="28"/>
+          <w:szCs w:val="28"/>
+        </w:rPr>
+      </w:pPr>
+      <w:r>
+        <w:rPr>
+          <w:sz w:val="28"/>
+          <w:szCs w:val="28"/>
+        </w:rPr>
+        <w:lastRenderedPageBreak/>
+        <w:tab/>
+        <w:t>p1.publishEpisode("C++ Basic");</w:t>
+      </w:r>
+    </w:p>
+    <w:p>
+      <w:pPr>
+        <w:ind w:left="1440"/>
+        <w:rPr>
+          <w:sz w:val="28"/>
+          <w:szCs w:val="28"/>
+        </w:rPr>
+      </w:pPr>
+      <w:r>
+        <w:rPr>
+          <w:sz w:val="28"/>
+          <w:szCs w:val="28"/>
+        </w:rPr>
+        <w:tab/>
+        <w:t>return 0;</w:t>
+      </w:r>
+    </w:p>
+    <w:p>
+      <w:pPr>
+        <w:ind w:left="1440"/>
+        <w:rPr>
+          <w:sz w:val="28"/>
+          <w:szCs w:val="28"/>
+        </w:rPr>
+      </w:pPr>
+      <w:r>
+        <w:rPr>
+          <w:sz w:val="28"/>
+          <w:szCs w:val="28"/>
+        </w:rPr>
+        <w:t>}</w:t>
+      </w:r>
+    </w:p>
+    <w:p>
+      <w:pPr>
+        <w:ind w:left="1440"/>
+        <w:rPr>
+          <w:sz w:val="28"/>
+          <w:szCs w:val="28"/>
+        </w:rPr>
+      </w:pPr>
       <w:r>
         <w:rPr>
           <w:b/>
@@ -274,8 +2857,104 @@
           <w:sz w:val="28"/>
           <w:szCs w:val="28"/>
         </w:rPr>
-        <w:t>3</w:t>
-      </w:r>
+        <w:t xml:space="preserve">Q-4: </w:t>
+      </w:r>
+      <w:r>
+        <w:rPr>
+          <w:sz w:val="28"/>
+          <w:szCs w:val="28"/>
+        </w:rPr>
+        <w:t xml:space="preserve">Demonstrate multilevel inheritance by creating a class </w:t>
+      </w:r>
+      <w:proofErr w:type="spellStart"/>
+      <w:r>
+        <w:rPr>
+          <w:sz w:val="28"/>
+          <w:szCs w:val="28"/>
+        </w:rPr>
+        <w:t>GamingYouTuber</w:t>
+      </w:r>
+      <w:proofErr w:type="spellEnd"/>
+      <w:r>
+        <w:rPr>
+          <w:sz w:val="28"/>
+          <w:szCs w:val="28"/>
+        </w:rPr>
+        <w:t xml:space="preserve"> that inherits from YouTuber and adds a method </w:t>
+      </w:r>
+      <w:proofErr w:type="spellStart"/>
+      <w:r>
+        <w:rPr>
+          <w:sz w:val="28"/>
+          <w:szCs w:val="28"/>
+        </w:rPr>
+        <w:t>streamGame</w:t>
+      </w:r>
+      <w:proofErr w:type="spellEnd"/>
+      <w:r>
+        <w:rPr>
+          <w:sz w:val="28"/>
+          <w:szCs w:val="28"/>
+        </w:rPr>
+        <w:t>(</w:t>
+      </w:r>
+      <w:proofErr w:type="spellStart"/>
+      <w:r>
+        <w:rPr>
+          <w:sz w:val="28"/>
+          <w:szCs w:val="28"/>
+        </w:rPr>
+        <w:t>gameName</w:t>
+      </w:r>
+      <w:proofErr w:type="spellEnd"/>
+      <w:r>
+        <w:rPr>
+          <w:sz w:val="28"/>
+          <w:szCs w:val="28"/>
+        </w:rPr>
+        <w:t>) which prints '[username] is now streaming [</w:t>
+      </w:r>
+      <w:proofErr w:type="spellStart"/>
+      <w:r>
+        <w:rPr>
+          <w:sz w:val="28"/>
+          <w:szCs w:val="28"/>
+        </w:rPr>
+        <w:t>gameName</w:t>
+      </w:r>
+      <w:proofErr w:type="spellEnd"/>
+      <w:r>
+        <w:rPr>
+          <w:sz w:val="28"/>
+          <w:szCs w:val="28"/>
+        </w:rPr>
+        <w:t>] on [</w:t>
+      </w:r>
+      <w:proofErr w:type="spellStart"/>
+      <w:r>
+        <w:rPr>
+          <w:sz w:val="28"/>
+          <w:szCs w:val="28"/>
+        </w:rPr>
+        <w:t>channelName</w:t>
+      </w:r>
+      <w:proofErr w:type="spellEnd"/>
+      <w:r>
+        <w:rPr>
+          <w:sz w:val="28"/>
+          <w:szCs w:val="28"/>
+        </w:rPr>
+        <w:t>]'.</w:t>
+      </w:r>
+    </w:p>
+    <w:p>
+      <w:pPr>
+        <w:ind w:left="1440"/>
+        <w:rPr>
+          <w:sz w:val="28"/>
+          <w:szCs w:val="28"/>
+        </w:rPr>
+      </w:pPr>
       <w:r>
         <w:rPr>
           <w:b/>
@@ -283,8 +2962,531 @@
           <w:sz w:val="28"/>
           <w:szCs w:val="28"/>
         </w:rPr>
-        <w:t>:</w:t>
-      </w:r>
+        <w:t>Ans:</w:t>
+      </w:r>
+    </w:p>
+    <w:p>
+      <w:pPr>
+        <w:ind w:left="1440"/>
+        <w:rPr>
+          <w:sz w:val="28"/>
+          <w:szCs w:val="28"/>
+        </w:rPr>
+      </w:pPr>
+      <w:r>
+        <w:rPr>
+          <w:sz w:val="28"/>
+          <w:szCs w:val="28"/>
+        </w:rPr>
+        <w:t>#include&lt;iostream&gt;</w:t>
+      </w:r>
+    </w:p>
+    <w:p>
+      <w:pPr>
+        <w:ind w:left="1440"/>
+        <w:rPr>
+          <w:sz w:val="28"/>
+          <w:szCs w:val="28"/>
+        </w:rPr>
+      </w:pPr>
+      <w:r>
+        <w:rPr>
+          <w:sz w:val="28"/>
+          <w:szCs w:val="28"/>
+        </w:rPr>
+        <w:t>using namespace std;</w:t>
+      </w:r>
+    </w:p>
+    <w:p>
+      <w:pPr>
+        <w:ind w:left="1440"/>
+        <w:rPr>
+          <w:sz w:val="28"/>
+          <w:szCs w:val="28"/>
+        </w:rPr>
+      </w:pPr>
+      <w:r>
+        <w:rPr>
+          <w:sz w:val="28"/>
+          <w:szCs w:val="28"/>
+        </w:rPr>
+        <w:t xml:space="preserve">class </w:t>
+      </w:r>
+      <w:proofErr w:type="spellStart"/>
+      <w:r>
+        <w:rPr>
+          <w:sz w:val="28"/>
+          <w:szCs w:val="28"/>
+        </w:rPr>
+        <w:t>SocialMediaUser</w:t>
+      </w:r>
+      <w:proofErr w:type="spellEnd"/>
+      <w:r>
+        <w:rPr>
+          <w:sz w:val="28"/>
+          <w:szCs w:val="28"/>
+        </w:rPr>
+        <w:t>{</w:t>
+      </w:r>
+    </w:p>
+    <w:p>
+      <w:pPr>
+        <w:ind w:left="1440"/>
+        <w:rPr>
+          <w:sz w:val="28"/>
+          <w:szCs w:val="28"/>
+        </w:rPr>
+      </w:pPr>
+      <w:r>
+        <w:rPr>
+          <w:sz w:val="28"/>
+          <w:szCs w:val="28"/>
+        </w:rPr>
+        <w:tab/>
+        <w:t>protected:</w:t>
+      </w:r>
+    </w:p>
+    <w:p>
+      <w:pPr>
+        <w:ind w:left="1440"/>
+        <w:rPr>
+          <w:sz w:val="28"/>
+          <w:szCs w:val="28"/>
+        </w:rPr>
+      </w:pPr>
+      <w:r>
+        <w:rPr>
+          <w:sz w:val="28"/>
+          <w:szCs w:val="28"/>
+        </w:rPr>
+        <w:tab/>
+      </w:r>
+      <w:r>
+        <w:rPr>
+          <w:sz w:val="28"/>
+          <w:szCs w:val="28"/>
+        </w:rPr>
+        <w:tab/>
+        <w:t>string username;</w:t>
+      </w:r>
+    </w:p>
+    <w:p>
+      <w:pPr>
+        <w:ind w:left="1440"/>
+        <w:rPr>
+          <w:sz w:val="28"/>
+          <w:szCs w:val="28"/>
+        </w:rPr>
+      </w:pPr>
+      <w:r>
+        <w:rPr>
+          <w:sz w:val="28"/>
+          <w:szCs w:val="28"/>
+        </w:rPr>
+        <w:tab/>
+      </w:r>
+      <w:r>
+        <w:rPr>
+          <w:sz w:val="28"/>
+          <w:szCs w:val="28"/>
+        </w:rPr>
+        <w:tab/>
+        <w:t>int followers;</w:t>
+      </w:r>
+    </w:p>
+    <w:p>
+      <w:pPr>
+        <w:ind w:left="1440"/>
+        <w:rPr>
+          <w:sz w:val="28"/>
+          <w:szCs w:val="28"/>
+        </w:rPr>
+      </w:pPr>
+      <w:r>
+        <w:rPr>
+          <w:sz w:val="28"/>
+          <w:szCs w:val="28"/>
+        </w:rPr>
+        <w:tab/>
+      </w:r>
+      <w:r>
+        <w:rPr>
+          <w:sz w:val="28"/>
+          <w:szCs w:val="28"/>
+        </w:rPr>
+        <w:tab/>
+      </w:r>
+    </w:p>
+    <w:p>
+      <w:pPr>
+        <w:ind w:left="1440"/>
+        <w:rPr>
+          <w:sz w:val="28"/>
+          <w:szCs w:val="28"/>
+        </w:rPr>
+      </w:pPr>
+      <w:r>
+        <w:rPr>
+          <w:sz w:val="28"/>
+          <w:szCs w:val="28"/>
+        </w:rPr>
+        <w:tab/>
+        <w:t>public:</w:t>
+      </w:r>
+    </w:p>
+    <w:p>
+      <w:pPr>
+        <w:ind w:left="1440"/>
+        <w:rPr>
+          <w:sz w:val="28"/>
+          <w:szCs w:val="28"/>
+        </w:rPr>
+      </w:pPr>
+      <w:r>
+        <w:rPr>
+          <w:sz w:val="28"/>
+          <w:szCs w:val="28"/>
+        </w:rPr>
+        <w:tab/>
+      </w:r>
+      <w:r>
+        <w:rPr>
+          <w:sz w:val="28"/>
+          <w:szCs w:val="28"/>
+        </w:rPr>
+        <w:tab/>
+      </w:r>
+      <w:proofErr w:type="spellStart"/>
+      <w:r>
+        <w:rPr>
+          <w:sz w:val="28"/>
+          <w:szCs w:val="28"/>
+        </w:rPr>
+        <w:t>SocialMediaUser</w:t>
+      </w:r>
+      <w:proofErr w:type="spellEnd"/>
+      <w:r>
+        <w:rPr>
+          <w:sz w:val="28"/>
+          <w:szCs w:val="28"/>
+        </w:rPr>
+        <w:t xml:space="preserve">(string </w:t>
+      </w:r>
+      <w:proofErr w:type="spellStart"/>
+      <w:r>
+        <w:rPr>
+          <w:sz w:val="28"/>
+          <w:szCs w:val="28"/>
+        </w:rPr>
+        <w:t>un,int</w:t>
+      </w:r>
+      <w:proofErr w:type="spellEnd"/>
+      <w:r>
+        <w:rPr>
+          <w:sz w:val="28"/>
+          <w:szCs w:val="28"/>
+        </w:rPr>
+        <w:t xml:space="preserve"> f){</w:t>
+      </w:r>
+    </w:p>
+    <w:p>
+      <w:pPr>
+        <w:ind w:left="1440"/>
+        <w:rPr>
+          <w:sz w:val="28"/>
+          <w:szCs w:val="28"/>
+        </w:rPr>
+      </w:pPr>
+      <w:r>
+        <w:rPr>
+          <w:sz w:val="28"/>
+          <w:szCs w:val="28"/>
+        </w:rPr>
+        <w:tab/>
+      </w:r>
+      <w:r>
+        <w:rPr>
+          <w:sz w:val="28"/>
+          <w:szCs w:val="28"/>
+        </w:rPr>
+        <w:tab/>
+      </w:r>
+      <w:r>
+        <w:rPr>
+          <w:sz w:val="28"/>
+          <w:szCs w:val="28"/>
+        </w:rPr>
+        <w:tab/>
+        <w:t>username = un;</w:t>
+      </w:r>
+    </w:p>
+    <w:p>
+      <w:pPr>
+        <w:ind w:left="1440"/>
+        <w:rPr>
+          <w:sz w:val="28"/>
+          <w:szCs w:val="28"/>
+        </w:rPr>
+      </w:pPr>
+      <w:r>
+        <w:rPr>
+          <w:sz w:val="28"/>
+          <w:szCs w:val="28"/>
+        </w:rPr>
+        <w:tab/>
+      </w:r>
+      <w:r>
+        <w:rPr>
+          <w:sz w:val="28"/>
+          <w:szCs w:val="28"/>
+        </w:rPr>
+        <w:tab/>
+      </w:r>
+      <w:r>
+        <w:rPr>
+          <w:sz w:val="28"/>
+          <w:szCs w:val="28"/>
+        </w:rPr>
+        <w:tab/>
+        <w:t>followers = f;</w:t>
+      </w:r>
+    </w:p>
+    <w:p>
+      <w:pPr>
+        <w:ind w:left="1440"/>
+        <w:rPr>
+          <w:sz w:val="28"/>
+          <w:szCs w:val="28"/>
+        </w:rPr>
+      </w:pPr>
+      <w:r>
+        <w:rPr>
+          <w:sz w:val="28"/>
+          <w:szCs w:val="28"/>
+        </w:rPr>
+        <w:tab/>
+      </w:r>
+      <w:r>
+        <w:rPr>
+          <w:sz w:val="28"/>
+          <w:szCs w:val="28"/>
+        </w:rPr>
+        <w:tab/>
+        <w:t>}</w:t>
+      </w:r>
+    </w:p>
+    <w:p>
+      <w:pPr>
+        <w:ind w:left="1440"/>
+        <w:rPr>
+          <w:sz w:val="28"/>
+          <w:szCs w:val="28"/>
+        </w:rPr>
+      </w:pPr>
+      <w:r>
+        <w:rPr>
+          <w:sz w:val="28"/>
+          <w:szCs w:val="28"/>
+        </w:rPr>
+        <w:tab/>
+      </w:r>
+      <w:r>
+        <w:rPr>
+          <w:sz w:val="28"/>
+          <w:szCs w:val="28"/>
+        </w:rPr>
+        <w:tab/>
+        <w:t xml:space="preserve">void </w:t>
+      </w:r>
+      <w:proofErr w:type="spellStart"/>
+      <w:r>
+        <w:rPr>
+          <w:sz w:val="28"/>
+          <w:szCs w:val="28"/>
+        </w:rPr>
+        <w:t>displayProfile</w:t>
+      </w:r>
+      <w:proofErr w:type="spellEnd"/>
+      <w:r>
+        <w:rPr>
+          <w:sz w:val="28"/>
+          <w:szCs w:val="28"/>
+        </w:rPr>
+        <w:t>(){</w:t>
+      </w:r>
+    </w:p>
+    <w:p>
+      <w:pPr>
+        <w:ind w:left="1440"/>
+        <w:rPr>
+          <w:sz w:val="28"/>
+          <w:szCs w:val="28"/>
+        </w:rPr>
+      </w:pPr>
+      <w:r>
+        <w:rPr>
+          <w:sz w:val="28"/>
+          <w:szCs w:val="28"/>
+        </w:rPr>
+        <w:tab/>
+      </w:r>
+      <w:r>
+        <w:rPr>
+          <w:sz w:val="28"/>
+          <w:szCs w:val="28"/>
+        </w:rPr>
+        <w:tab/>
+      </w:r>
+      <w:r>
+        <w:rPr>
+          <w:sz w:val="28"/>
+          <w:szCs w:val="28"/>
+        </w:rPr>
+        <w:tab/>
+      </w:r>
+      <w:proofErr w:type="spellStart"/>
+      <w:r>
+        <w:rPr>
+          <w:sz w:val="28"/>
+          <w:szCs w:val="28"/>
+        </w:rPr>
+        <w:t>cout</w:t>
+      </w:r>
+      <w:proofErr w:type="spellEnd"/>
+      <w:r>
+        <w:rPr>
+          <w:sz w:val="28"/>
+          <w:szCs w:val="28"/>
+        </w:rPr>
+        <w:t>&lt;&lt;"</w:t>
+      </w:r>
+      <w:proofErr w:type="spellStart"/>
+      <w:r>
+        <w:rPr>
+          <w:sz w:val="28"/>
+          <w:szCs w:val="28"/>
+        </w:rPr>
+        <w:t>Usernaem</w:t>
+      </w:r>
+      <w:proofErr w:type="spellEnd"/>
+      <w:r>
+        <w:rPr>
+          <w:sz w:val="28"/>
+          <w:szCs w:val="28"/>
+        </w:rPr>
+        <w:t>: "&lt;&lt;username&lt;&lt;"\n";</w:t>
+      </w:r>
+    </w:p>
+    <w:p>
+      <w:pPr>
+        <w:ind w:left="1440"/>
+        <w:rPr>
+          <w:sz w:val="28"/>
+          <w:szCs w:val="28"/>
+        </w:rPr>
+      </w:pPr>
+      <w:r>
+        <w:rPr>
+          <w:sz w:val="28"/>
+          <w:szCs w:val="28"/>
+        </w:rPr>
+        <w:tab/>
+      </w:r>
+      <w:r>
+        <w:rPr>
+          <w:sz w:val="28"/>
+          <w:szCs w:val="28"/>
+        </w:rPr>
+        <w:tab/>
+      </w:r>
+      <w:r>
+        <w:rPr>
+          <w:sz w:val="28"/>
+          <w:szCs w:val="28"/>
+        </w:rPr>
+        <w:tab/>
+      </w:r>
+      <w:proofErr w:type="spellStart"/>
+      <w:r>
+        <w:rPr>
+          <w:sz w:val="28"/>
+          <w:szCs w:val="28"/>
+        </w:rPr>
+        <w:t>cout</w:t>
+      </w:r>
+      <w:proofErr w:type="spellEnd"/>
+      <w:r>
+        <w:rPr>
+          <w:sz w:val="28"/>
+          <w:szCs w:val="28"/>
+        </w:rPr>
+        <w:t>&lt;&lt;"Followers: "&lt;&lt;followers&lt;&lt;"\n";</w:t>
+      </w:r>
+    </w:p>
+    <w:p>
+      <w:pPr>
+        <w:ind w:left="1440"/>
+        <w:rPr>
+          <w:sz w:val="28"/>
+          <w:szCs w:val="28"/>
+        </w:rPr>
+      </w:pPr>
+      <w:r>
+        <w:rPr>
+          <w:sz w:val="28"/>
+          <w:szCs w:val="28"/>
+        </w:rPr>
+        <w:tab/>
+      </w:r>
+      <w:r>
+        <w:rPr>
+          <w:sz w:val="28"/>
+          <w:szCs w:val="28"/>
+        </w:rPr>
+        <w:tab/>
+        <w:t>}</w:t>
+      </w:r>
+    </w:p>
+    <w:p>
+      <w:pPr>
+        <w:ind w:left="1440"/>
+        <w:rPr>
+          <w:sz w:val="28"/>
+          <w:szCs w:val="28"/>
+        </w:rPr>
+      </w:pPr>
+      <w:r>
+        <w:rPr>
+          <w:sz w:val="28"/>
+          <w:szCs w:val="28"/>
+        </w:rPr>
+        <w:t>};</w:t>
+      </w:r>
+    </w:p>
+    <w:p>
+      <w:pPr>
+        <w:ind w:left="1440"/>
+        <w:rPr>
+          <w:sz w:val="28"/>
+          <w:szCs w:val="28"/>
+        </w:rPr>
+      </w:pPr>
+      <w:r>
+        <w:rPr>
+          <w:sz w:val="28"/>
+          <w:szCs w:val="28"/>
+        </w:rPr>
+        <w:t xml:space="preserve">class </w:t>
+      </w:r>
+      <w:proofErr w:type="spellStart"/>
+      <w:r>
+        <w:rPr>
+          <w:sz w:val="28"/>
+          <w:szCs w:val="28"/>
+        </w:rPr>
+        <w:t>YouTuber:public</w:t>
+      </w:r>
+      <w:proofErr w:type="spellEnd"/>
       <w:r>
         <w:rPr>
           <w:sz w:val="28"/>
@@ -292,13 +3494,6 @@
         </w:rPr>
         <w:t xml:space="preserve"> </w:t>
       </w:r>
-      <w:r>
-        <w:rPr>
-          <w:sz w:val="28"/>
-          <w:szCs w:val="28"/>
-        </w:rPr>
-        <w:t xml:space="preserve">Create a Podcaster class that also inherits from </w:t>
-      </w:r>
       <w:proofErr w:type="spellStart"/>
       <w:r>
         <w:rPr>
@@ -313,31 +3508,146 @@
           <w:sz w:val="28"/>
           <w:szCs w:val="28"/>
         </w:rPr>
-        <w:t xml:space="preserve"> and adds a property </w:t>
-      </w:r>
-      <w:proofErr w:type="spellStart"/>
-      <w:r>
-        <w:rPr>
-          <w:sz w:val="28"/>
-          <w:szCs w:val="28"/>
-        </w:rPr>
-        <w:t>podcastName</w:t>
-      </w:r>
-      <w:proofErr w:type="spellEnd"/>
-      <w:r>
-        <w:rPr>
-          <w:sz w:val="28"/>
-          <w:szCs w:val="28"/>
-        </w:rPr>
-        <w:t xml:space="preserve"> and a method </w:t>
-      </w:r>
-      <w:proofErr w:type="spellStart"/>
-      <w:r>
-        <w:rPr>
-          <w:sz w:val="28"/>
-          <w:szCs w:val="28"/>
-        </w:rPr>
-        <w:t>publishEpisode</w:t>
+        <w:t>{</w:t>
+      </w:r>
+    </w:p>
+    <w:p>
+      <w:pPr>
+        <w:ind w:left="1440"/>
+        <w:rPr>
+          <w:sz w:val="28"/>
+          <w:szCs w:val="28"/>
+        </w:rPr>
+      </w:pPr>
+      <w:r>
+        <w:rPr>
+          <w:sz w:val="28"/>
+          <w:szCs w:val="28"/>
+        </w:rPr>
+        <w:lastRenderedPageBreak/>
+        <w:tab/>
+        <w:t>protected:</w:t>
+      </w:r>
+    </w:p>
+    <w:p>
+      <w:pPr>
+        <w:ind w:left="1440"/>
+        <w:rPr>
+          <w:sz w:val="28"/>
+          <w:szCs w:val="28"/>
+        </w:rPr>
+      </w:pPr>
+      <w:r>
+        <w:rPr>
+          <w:sz w:val="28"/>
+          <w:szCs w:val="28"/>
+        </w:rPr>
+        <w:tab/>
+      </w:r>
+      <w:r>
+        <w:rPr>
+          <w:sz w:val="28"/>
+          <w:szCs w:val="28"/>
+        </w:rPr>
+        <w:tab/>
+        <w:t xml:space="preserve">string </w:t>
+      </w:r>
+      <w:proofErr w:type="spellStart"/>
+      <w:r>
+        <w:rPr>
+          <w:sz w:val="28"/>
+          <w:szCs w:val="28"/>
+        </w:rPr>
+        <w:t>channelName</w:t>
+      </w:r>
+      <w:proofErr w:type="spellEnd"/>
+      <w:r>
+        <w:rPr>
+          <w:sz w:val="28"/>
+          <w:szCs w:val="28"/>
+        </w:rPr>
+        <w:t>;</w:t>
+      </w:r>
+    </w:p>
+    <w:p>
+      <w:pPr>
+        <w:ind w:left="1440"/>
+        <w:rPr>
+          <w:sz w:val="28"/>
+          <w:szCs w:val="28"/>
+        </w:rPr>
+      </w:pPr>
+      <w:r>
+        <w:rPr>
+          <w:sz w:val="28"/>
+          <w:szCs w:val="28"/>
+        </w:rPr>
+        <w:tab/>
+        <w:t>public:</w:t>
+      </w:r>
+    </w:p>
+    <w:p>
+      <w:pPr>
+        <w:ind w:left="1440"/>
+        <w:rPr>
+          <w:sz w:val="28"/>
+          <w:szCs w:val="28"/>
+        </w:rPr>
+      </w:pPr>
+      <w:r>
+        <w:rPr>
+          <w:sz w:val="28"/>
+          <w:szCs w:val="28"/>
+        </w:rPr>
+        <w:tab/>
+      </w:r>
+      <w:r>
+        <w:rPr>
+          <w:sz w:val="28"/>
+          <w:szCs w:val="28"/>
+        </w:rPr>
+        <w:tab/>
+        <w:t xml:space="preserve">YouTuber(string </w:t>
+      </w:r>
+      <w:proofErr w:type="spellStart"/>
+      <w:r>
+        <w:rPr>
+          <w:sz w:val="28"/>
+          <w:szCs w:val="28"/>
+        </w:rPr>
+        <w:t>un,int</w:t>
+      </w:r>
+      <w:proofErr w:type="spellEnd"/>
+      <w:r>
+        <w:rPr>
+          <w:sz w:val="28"/>
+          <w:szCs w:val="28"/>
+        </w:rPr>
+        <w:t xml:space="preserve"> </w:t>
+      </w:r>
+      <w:proofErr w:type="spellStart"/>
+      <w:r>
+        <w:rPr>
+          <w:sz w:val="28"/>
+          <w:szCs w:val="28"/>
+        </w:rPr>
+        <w:t>f,string</w:t>
+      </w:r>
+      <w:proofErr w:type="spellEnd"/>
+      <w:r>
+        <w:rPr>
+          <w:sz w:val="28"/>
+          <w:szCs w:val="28"/>
+        </w:rPr>
+        <w:t xml:space="preserve"> channel):</w:t>
+      </w:r>
+      <w:proofErr w:type="spellStart"/>
+      <w:r>
+        <w:rPr>
+          <w:sz w:val="28"/>
+          <w:szCs w:val="28"/>
+        </w:rPr>
+        <w:t>SocialMediaUser</w:t>
       </w:r>
       <w:proofErr w:type="spellEnd"/>
       <w:r>
@@ -353,47 +3663,724 @@
           <w:sz w:val="28"/>
           <w:szCs w:val="28"/>
         </w:rPr>
-        <w:t>episodeTitle</w:t>
-      </w:r>
-      <w:proofErr w:type="spellEnd"/>
-      <w:r>
-        <w:rPr>
-          <w:sz w:val="28"/>
-          <w:szCs w:val="28"/>
-        </w:rPr>
-        <w:t>) that prints 'Episode [</w:t>
-      </w:r>
-      <w:proofErr w:type="spellStart"/>
-      <w:r>
-        <w:rPr>
-          <w:sz w:val="28"/>
-          <w:szCs w:val="28"/>
-        </w:rPr>
-        <w:t>episodeTitle</w:t>
-      </w:r>
-      <w:proofErr w:type="spellEnd"/>
-      <w:r>
-        <w:rPr>
-          <w:sz w:val="28"/>
-          <w:szCs w:val="28"/>
-        </w:rPr>
-        <w:t>] published on [</w:t>
-      </w:r>
-      <w:proofErr w:type="spellStart"/>
-      <w:r>
-        <w:rPr>
-          <w:sz w:val="28"/>
-          <w:szCs w:val="28"/>
-        </w:rPr>
-        <w:t>podcastName</w:t>
-      </w:r>
-      <w:proofErr w:type="spellEnd"/>
-      <w:r>
-        <w:rPr>
-          <w:sz w:val="28"/>
-          <w:szCs w:val="28"/>
-        </w:rPr>
-        <w:t>]'.</w:t>
+        <w:t>un,f</w:t>
+      </w:r>
+      <w:proofErr w:type="spellEnd"/>
+      <w:r>
+        <w:rPr>
+          <w:sz w:val="28"/>
+          <w:szCs w:val="28"/>
+        </w:rPr>
+        <w:t>){</w:t>
+      </w:r>
+    </w:p>
+    <w:p>
+      <w:pPr>
+        <w:ind w:left="1440"/>
+        <w:rPr>
+          <w:sz w:val="28"/>
+          <w:szCs w:val="28"/>
+        </w:rPr>
+      </w:pPr>
+      <w:r>
+        <w:rPr>
+          <w:sz w:val="28"/>
+          <w:szCs w:val="28"/>
+        </w:rPr>
+        <w:tab/>
+      </w:r>
+      <w:r>
+        <w:rPr>
+          <w:sz w:val="28"/>
+          <w:szCs w:val="28"/>
+        </w:rPr>
+        <w:tab/>
+      </w:r>
+      <w:r>
+        <w:rPr>
+          <w:sz w:val="28"/>
+          <w:szCs w:val="28"/>
+        </w:rPr>
+        <w:tab/>
+      </w:r>
+      <w:proofErr w:type="spellStart"/>
+      <w:r>
+        <w:rPr>
+          <w:sz w:val="28"/>
+          <w:szCs w:val="28"/>
+        </w:rPr>
+        <w:t>channelName</w:t>
+      </w:r>
+      <w:proofErr w:type="spellEnd"/>
+      <w:r>
+        <w:rPr>
+          <w:sz w:val="28"/>
+          <w:szCs w:val="28"/>
+        </w:rPr>
+        <w:t xml:space="preserve"> = channel;</w:t>
+      </w:r>
+    </w:p>
+    <w:p>
+      <w:pPr>
+        <w:ind w:left="1440"/>
+        <w:rPr>
+          <w:sz w:val="28"/>
+          <w:szCs w:val="28"/>
+        </w:rPr>
+      </w:pPr>
+      <w:r>
+        <w:rPr>
+          <w:sz w:val="28"/>
+          <w:szCs w:val="28"/>
+        </w:rPr>
+        <w:tab/>
+      </w:r>
+      <w:r>
+        <w:rPr>
+          <w:sz w:val="28"/>
+          <w:szCs w:val="28"/>
+        </w:rPr>
+        <w:tab/>
+        <w:t>}</w:t>
+      </w:r>
+    </w:p>
+    <w:p>
+      <w:pPr>
+        <w:ind w:left="1440"/>
+        <w:rPr>
+          <w:sz w:val="28"/>
+          <w:szCs w:val="28"/>
+        </w:rPr>
+      </w:pPr>
+      <w:r>
+        <w:rPr>
+          <w:sz w:val="28"/>
+          <w:szCs w:val="28"/>
+        </w:rPr>
+        <w:tab/>
+      </w:r>
+      <w:r>
+        <w:rPr>
+          <w:sz w:val="28"/>
+          <w:szCs w:val="28"/>
+        </w:rPr>
+        <w:tab/>
+        <w:t xml:space="preserve">void </w:t>
+      </w:r>
+      <w:proofErr w:type="spellStart"/>
+      <w:r>
+        <w:rPr>
+          <w:sz w:val="28"/>
+          <w:szCs w:val="28"/>
+        </w:rPr>
+        <w:t>uploadVideo</w:t>
+      </w:r>
+      <w:proofErr w:type="spellEnd"/>
+      <w:r>
+        <w:rPr>
+          <w:sz w:val="28"/>
+          <w:szCs w:val="28"/>
+        </w:rPr>
+        <w:t>(string title){</w:t>
+      </w:r>
+    </w:p>
+    <w:p>
+      <w:pPr>
+        <w:ind w:left="1440"/>
+        <w:rPr>
+          <w:sz w:val="28"/>
+          <w:szCs w:val="28"/>
+        </w:rPr>
+      </w:pPr>
+      <w:r>
+        <w:rPr>
+          <w:sz w:val="28"/>
+          <w:szCs w:val="28"/>
+        </w:rPr>
+        <w:tab/>
+      </w:r>
+      <w:r>
+        <w:rPr>
+          <w:sz w:val="28"/>
+          <w:szCs w:val="28"/>
+        </w:rPr>
+        <w:tab/>
+      </w:r>
+      <w:r>
+        <w:rPr>
+          <w:sz w:val="28"/>
+          <w:szCs w:val="28"/>
+        </w:rPr>
+        <w:tab/>
+      </w:r>
+      <w:proofErr w:type="spellStart"/>
+      <w:r>
+        <w:rPr>
+          <w:sz w:val="28"/>
+          <w:szCs w:val="28"/>
+        </w:rPr>
+        <w:t>cout</w:t>
+      </w:r>
+      <w:proofErr w:type="spellEnd"/>
+      <w:r>
+        <w:rPr>
+          <w:sz w:val="28"/>
+          <w:szCs w:val="28"/>
+        </w:rPr>
+        <w:t>&lt;&lt;"Video "&lt;&lt;title&lt;&lt;" upload to "&lt;&lt;</w:t>
+      </w:r>
+      <w:proofErr w:type="spellStart"/>
+      <w:r>
+        <w:rPr>
+          <w:sz w:val="28"/>
+          <w:szCs w:val="28"/>
+        </w:rPr>
+        <w:t>channelName</w:t>
+      </w:r>
+      <w:proofErr w:type="spellEnd"/>
+      <w:r>
+        <w:rPr>
+          <w:sz w:val="28"/>
+          <w:szCs w:val="28"/>
+        </w:rPr>
+        <w:t>&lt;&lt;"\n";</w:t>
+      </w:r>
+    </w:p>
+    <w:p>
+      <w:pPr>
+        <w:ind w:left="1440"/>
+        <w:rPr>
+          <w:sz w:val="28"/>
+          <w:szCs w:val="28"/>
+        </w:rPr>
+      </w:pPr>
+      <w:r>
+        <w:rPr>
+          <w:sz w:val="28"/>
+          <w:szCs w:val="28"/>
+        </w:rPr>
+        <w:tab/>
+      </w:r>
+      <w:r>
+        <w:rPr>
+          <w:sz w:val="28"/>
+          <w:szCs w:val="28"/>
+        </w:rPr>
+        <w:tab/>
+        <w:t>}</w:t>
+      </w:r>
+    </w:p>
+    <w:p>
+      <w:pPr>
+        <w:ind w:left="1440"/>
+        <w:rPr>
+          <w:sz w:val="28"/>
+          <w:szCs w:val="28"/>
+        </w:rPr>
+      </w:pPr>
+      <w:r>
+        <w:rPr>
+          <w:sz w:val="28"/>
+          <w:szCs w:val="28"/>
+        </w:rPr>
+        <w:t>};</w:t>
+      </w:r>
+    </w:p>
+    <w:p>
+      <w:pPr>
+        <w:ind w:left="1440"/>
+        <w:rPr>
+          <w:sz w:val="28"/>
+          <w:szCs w:val="28"/>
+        </w:rPr>
+      </w:pPr>
+      <w:r>
+        <w:rPr>
+          <w:sz w:val="28"/>
+          <w:szCs w:val="28"/>
+        </w:rPr>
+        <w:t xml:space="preserve">class </w:t>
+      </w:r>
+      <w:proofErr w:type="spellStart"/>
+      <w:r>
+        <w:rPr>
+          <w:sz w:val="28"/>
+          <w:szCs w:val="28"/>
+        </w:rPr>
+        <w:t>GamingYouTuber</w:t>
+      </w:r>
+      <w:proofErr w:type="spellEnd"/>
+      <w:r>
+        <w:rPr>
+          <w:sz w:val="28"/>
+          <w:szCs w:val="28"/>
+        </w:rPr>
+        <w:t xml:space="preserve"> :public YouTuber{</w:t>
+      </w:r>
+    </w:p>
+    <w:p>
+      <w:pPr>
+        <w:ind w:left="1440"/>
+        <w:rPr>
+          <w:sz w:val="28"/>
+          <w:szCs w:val="28"/>
+        </w:rPr>
+      </w:pPr>
+      <w:r>
+        <w:rPr>
+          <w:sz w:val="28"/>
+          <w:szCs w:val="28"/>
+        </w:rPr>
+        <w:tab/>
+        <w:t>public:</w:t>
+      </w:r>
+    </w:p>
+    <w:p>
+      <w:pPr>
+        <w:ind w:left="1440"/>
+        <w:rPr>
+          <w:sz w:val="28"/>
+          <w:szCs w:val="28"/>
+        </w:rPr>
+      </w:pPr>
+      <w:r>
+        <w:rPr>
+          <w:sz w:val="28"/>
+          <w:szCs w:val="28"/>
+        </w:rPr>
+        <w:tab/>
+      </w:r>
+      <w:r>
+        <w:rPr>
+          <w:sz w:val="28"/>
+          <w:szCs w:val="28"/>
+        </w:rPr>
+        <w:tab/>
+      </w:r>
+      <w:proofErr w:type="spellStart"/>
+      <w:r>
+        <w:rPr>
+          <w:sz w:val="28"/>
+          <w:szCs w:val="28"/>
+        </w:rPr>
+        <w:t>GamingYouTuber</w:t>
+      </w:r>
+      <w:proofErr w:type="spellEnd"/>
+      <w:r>
+        <w:rPr>
+          <w:sz w:val="28"/>
+          <w:szCs w:val="28"/>
+        </w:rPr>
+        <w:t xml:space="preserve">(string </w:t>
+      </w:r>
+      <w:proofErr w:type="spellStart"/>
+      <w:r>
+        <w:rPr>
+          <w:sz w:val="28"/>
+          <w:szCs w:val="28"/>
+        </w:rPr>
+        <w:t>un,int</w:t>
+      </w:r>
+      <w:proofErr w:type="spellEnd"/>
+      <w:r>
+        <w:rPr>
+          <w:sz w:val="28"/>
+          <w:szCs w:val="28"/>
+        </w:rPr>
+        <w:t xml:space="preserve"> </w:t>
+      </w:r>
+      <w:proofErr w:type="spellStart"/>
+      <w:r>
+        <w:rPr>
+          <w:sz w:val="28"/>
+          <w:szCs w:val="28"/>
+        </w:rPr>
+        <w:t>f,string</w:t>
+      </w:r>
+      <w:proofErr w:type="spellEnd"/>
+      <w:r>
+        <w:rPr>
+          <w:sz w:val="28"/>
+          <w:szCs w:val="28"/>
+        </w:rPr>
+        <w:t xml:space="preserve"> channel):YouTuber(</w:t>
+      </w:r>
+      <w:proofErr w:type="spellStart"/>
+      <w:r>
+        <w:rPr>
+          <w:sz w:val="28"/>
+          <w:szCs w:val="28"/>
+        </w:rPr>
+        <w:t>un,f,channel</w:t>
+      </w:r>
+      <w:proofErr w:type="spellEnd"/>
+      <w:r>
+        <w:rPr>
+          <w:sz w:val="28"/>
+          <w:szCs w:val="28"/>
+        </w:rPr>
+        <w:t>){</w:t>
+      </w:r>
+    </w:p>
+    <w:p>
+      <w:pPr>
+        <w:ind w:left="1440"/>
+        <w:rPr>
+          <w:sz w:val="28"/>
+          <w:szCs w:val="28"/>
+        </w:rPr>
+      </w:pPr>
+      <w:r>
+        <w:rPr>
+          <w:sz w:val="28"/>
+          <w:szCs w:val="28"/>
+        </w:rPr>
+        <w:tab/>
+      </w:r>
+      <w:r>
+        <w:rPr>
+          <w:sz w:val="28"/>
+          <w:szCs w:val="28"/>
+        </w:rPr>
+        <w:tab/>
+      </w:r>
+      <w:r>
+        <w:rPr>
+          <w:sz w:val="28"/>
+          <w:szCs w:val="28"/>
+        </w:rPr>
+        <w:tab/>
+      </w:r>
+    </w:p>
+    <w:p>
+      <w:pPr>
+        <w:ind w:left="1440"/>
+        <w:rPr>
+          <w:sz w:val="28"/>
+          <w:szCs w:val="28"/>
+        </w:rPr>
+      </w:pPr>
+      <w:r>
+        <w:rPr>
+          <w:sz w:val="28"/>
+          <w:szCs w:val="28"/>
+        </w:rPr>
+        <w:tab/>
+      </w:r>
+      <w:r>
+        <w:rPr>
+          <w:sz w:val="28"/>
+          <w:szCs w:val="28"/>
+        </w:rPr>
+        <w:tab/>
+        <w:t>}</w:t>
+      </w:r>
+    </w:p>
+    <w:p>
+      <w:pPr>
+        <w:ind w:left="1440"/>
+        <w:rPr>
+          <w:sz w:val="28"/>
+          <w:szCs w:val="28"/>
+        </w:rPr>
+      </w:pPr>
+      <w:r>
+        <w:rPr>
+          <w:sz w:val="28"/>
+          <w:szCs w:val="28"/>
+        </w:rPr>
+        <w:tab/>
+      </w:r>
+      <w:r>
+        <w:rPr>
+          <w:sz w:val="28"/>
+          <w:szCs w:val="28"/>
+        </w:rPr>
+        <w:tab/>
+        <w:t xml:space="preserve">void </w:t>
+      </w:r>
+      <w:proofErr w:type="spellStart"/>
+      <w:r>
+        <w:rPr>
+          <w:sz w:val="28"/>
+          <w:szCs w:val="28"/>
+        </w:rPr>
+        <w:t>streamGame</w:t>
+      </w:r>
+      <w:proofErr w:type="spellEnd"/>
+      <w:r>
+        <w:rPr>
+          <w:sz w:val="28"/>
+          <w:szCs w:val="28"/>
+        </w:rPr>
+        <w:t xml:space="preserve">(string </w:t>
+      </w:r>
+      <w:proofErr w:type="spellStart"/>
+      <w:r>
+        <w:rPr>
+          <w:sz w:val="28"/>
+          <w:szCs w:val="28"/>
+        </w:rPr>
+        <w:t>gameName</w:t>
+      </w:r>
+      <w:proofErr w:type="spellEnd"/>
+      <w:r>
+        <w:rPr>
+          <w:sz w:val="28"/>
+          <w:szCs w:val="28"/>
+        </w:rPr>
+        <w:t>){</w:t>
+      </w:r>
+    </w:p>
+    <w:p>
+      <w:pPr>
+        <w:ind w:left="1440"/>
+        <w:rPr>
+          <w:sz w:val="28"/>
+          <w:szCs w:val="28"/>
+        </w:rPr>
+      </w:pPr>
+      <w:r>
+        <w:rPr>
+          <w:sz w:val="28"/>
+          <w:szCs w:val="28"/>
+        </w:rPr>
+        <w:tab/>
+      </w:r>
+      <w:r>
+        <w:rPr>
+          <w:sz w:val="28"/>
+          <w:szCs w:val="28"/>
+        </w:rPr>
+        <w:tab/>
+      </w:r>
+      <w:r>
+        <w:rPr>
+          <w:sz w:val="28"/>
+          <w:szCs w:val="28"/>
+        </w:rPr>
+        <w:tab/>
+      </w:r>
+      <w:proofErr w:type="spellStart"/>
+      <w:r>
+        <w:rPr>
+          <w:sz w:val="28"/>
+          <w:szCs w:val="28"/>
+        </w:rPr>
+        <w:t>cout</w:t>
+      </w:r>
+      <w:proofErr w:type="spellEnd"/>
+      <w:r>
+        <w:rPr>
+          <w:sz w:val="28"/>
+          <w:szCs w:val="28"/>
+        </w:rPr>
+        <w:t>&lt;&lt;username&lt;&lt;" is now streaming "&lt;&lt;</w:t>
+      </w:r>
+      <w:proofErr w:type="spellStart"/>
+      <w:r>
+        <w:rPr>
+          <w:sz w:val="28"/>
+          <w:szCs w:val="28"/>
+        </w:rPr>
+        <w:t>gameName</w:t>
+      </w:r>
+      <w:proofErr w:type="spellEnd"/>
+      <w:r>
+        <w:rPr>
+          <w:sz w:val="28"/>
+          <w:szCs w:val="28"/>
+        </w:rPr>
+        <w:t>&lt;&lt;" on "&lt;&lt;</w:t>
+      </w:r>
+      <w:proofErr w:type="spellStart"/>
+      <w:r>
+        <w:rPr>
+          <w:sz w:val="28"/>
+          <w:szCs w:val="28"/>
+        </w:rPr>
+        <w:t>channelName</w:t>
+      </w:r>
+      <w:proofErr w:type="spellEnd"/>
+      <w:r>
+        <w:rPr>
+          <w:sz w:val="28"/>
+          <w:szCs w:val="28"/>
+        </w:rPr>
+        <w:t>&lt;&lt;"\n";</w:t>
+      </w:r>
+    </w:p>
+    <w:p>
+      <w:pPr>
+        <w:ind w:left="1440"/>
+        <w:rPr>
+          <w:sz w:val="28"/>
+          <w:szCs w:val="28"/>
+        </w:rPr>
+      </w:pPr>
+      <w:r>
+        <w:rPr>
+          <w:sz w:val="28"/>
+          <w:szCs w:val="28"/>
+        </w:rPr>
+        <w:tab/>
+      </w:r>
+      <w:r>
+        <w:rPr>
+          <w:sz w:val="28"/>
+          <w:szCs w:val="28"/>
+        </w:rPr>
+        <w:tab/>
+        <w:t>}</w:t>
+      </w:r>
+    </w:p>
+    <w:p>
+      <w:pPr>
+        <w:ind w:left="1440"/>
+        <w:rPr>
+          <w:sz w:val="28"/>
+          <w:szCs w:val="28"/>
+        </w:rPr>
+      </w:pPr>
+      <w:r>
+        <w:rPr>
+          <w:sz w:val="28"/>
+          <w:szCs w:val="28"/>
+        </w:rPr>
+        <w:t>};</w:t>
+      </w:r>
+    </w:p>
+    <w:p>
+      <w:pPr>
+        <w:ind w:left="1440"/>
+        <w:rPr>
+          <w:sz w:val="28"/>
+          <w:szCs w:val="28"/>
+        </w:rPr>
+      </w:pPr>
+      <w:r>
+        <w:rPr>
+          <w:sz w:val="28"/>
+          <w:szCs w:val="28"/>
+        </w:rPr>
+        <w:t>int main(){</w:t>
+      </w:r>
+    </w:p>
+    <w:p>
+      <w:pPr>
+        <w:ind w:left="1440"/>
+        <w:rPr>
+          <w:sz w:val="28"/>
+          <w:szCs w:val="28"/>
+        </w:rPr>
+      </w:pPr>
+      <w:r>
+        <w:rPr>
+          <w:sz w:val="28"/>
+          <w:szCs w:val="28"/>
+        </w:rPr>
+        <w:tab/>
+      </w:r>
+      <w:proofErr w:type="spellStart"/>
+      <w:r>
+        <w:rPr>
+          <w:sz w:val="28"/>
+          <w:szCs w:val="28"/>
+        </w:rPr>
+        <w:t>GamingYouTuber</w:t>
+      </w:r>
+      <w:proofErr w:type="spellEnd"/>
+      <w:r>
+        <w:rPr>
+          <w:sz w:val="28"/>
+          <w:szCs w:val="28"/>
+        </w:rPr>
+        <w:t xml:space="preserve"> g1("abhishek123",1234,"Abhi Gaming");</w:t>
+      </w:r>
+    </w:p>
+    <w:p>
+      <w:pPr>
+        <w:ind w:left="1440"/>
+        <w:rPr>
+          <w:sz w:val="28"/>
+          <w:szCs w:val="28"/>
+        </w:rPr>
+      </w:pPr>
+      <w:r>
+        <w:rPr>
+          <w:sz w:val="28"/>
+          <w:szCs w:val="28"/>
+        </w:rPr>
+        <w:tab/>
+        <w:t>g1.displayProfile();</w:t>
+      </w:r>
+    </w:p>
+    <w:p>
+      <w:pPr>
+        <w:ind w:left="1440"/>
+        <w:rPr>
+          <w:sz w:val="28"/>
+          <w:szCs w:val="28"/>
+        </w:rPr>
+      </w:pPr>
+      <w:r>
+        <w:rPr>
+          <w:sz w:val="28"/>
+          <w:szCs w:val="28"/>
+        </w:rPr>
+        <w:lastRenderedPageBreak/>
+        <w:tab/>
+        <w:t>g1.uploadVideo("AUG Gameplay");</w:t>
+      </w:r>
+    </w:p>
+    <w:p>
+      <w:pPr>
+        <w:ind w:left="1440"/>
+        <w:rPr>
+          <w:sz w:val="28"/>
+          <w:szCs w:val="28"/>
+        </w:rPr>
+      </w:pPr>
+      <w:r>
+        <w:rPr>
+          <w:sz w:val="28"/>
+          <w:szCs w:val="28"/>
+        </w:rPr>
+        <w:tab/>
+        <w:t>g1.streamGame("Free Fire");</w:t>
+      </w:r>
+    </w:p>
+    <w:p>
+      <w:pPr>
+        <w:ind w:left="1440"/>
+        <w:rPr>
+          <w:sz w:val="28"/>
+          <w:szCs w:val="28"/>
+        </w:rPr>
+      </w:pPr>
+      <w:r>
+        <w:rPr>
+          <w:sz w:val="28"/>
+          <w:szCs w:val="28"/>
+        </w:rPr>
+        <w:tab/>
+        <w:t>return 0;</w:t>
+      </w:r>
+    </w:p>
+    <w:p>
+      <w:pPr>
+        <w:ind w:left="1440"/>
+        <w:rPr>
+          <w:sz w:val="28"/>
+          <w:szCs w:val="28"/>
+        </w:rPr>
+      </w:pPr>
+      <w:r>
+        <w:rPr>
+          <w:sz w:val="28"/>
+          <w:szCs w:val="28"/>
+        </w:rPr>
+        <w:t>}</w:t>
       </w:r>
     </w:p>
     <w:p>
@@ -411,8 +4398,104 @@
           <w:sz w:val="28"/>
           <w:szCs w:val="28"/>
         </w:rPr>
-        <w:t>Q-</w:t>
-      </w:r>
+        <w:t xml:space="preserve">Q-5: </w:t>
+      </w:r>
+      <w:r>
+        <w:rPr>
+          <w:sz w:val="28"/>
+          <w:szCs w:val="28"/>
+        </w:rPr>
+        <w:t xml:space="preserve">Implement hierarchical inheritance by creating an </w:t>
+      </w:r>
+      <w:proofErr w:type="spellStart"/>
+      <w:r>
+        <w:rPr>
+          <w:sz w:val="28"/>
+          <w:szCs w:val="28"/>
+        </w:rPr>
+        <w:t>InstagramInfluencer</w:t>
+      </w:r>
+      <w:proofErr w:type="spellEnd"/>
+      <w:r>
+        <w:rPr>
+          <w:sz w:val="28"/>
+          <w:szCs w:val="28"/>
+        </w:rPr>
+        <w:t xml:space="preserve"> class that inherits from </w:t>
+      </w:r>
+      <w:proofErr w:type="spellStart"/>
+      <w:r>
+        <w:rPr>
+          <w:sz w:val="28"/>
+          <w:szCs w:val="28"/>
+        </w:rPr>
+        <w:t>SocialMediaUser</w:t>
+      </w:r>
+      <w:proofErr w:type="spellEnd"/>
+      <w:r>
+        <w:rPr>
+          <w:sz w:val="28"/>
+          <w:szCs w:val="28"/>
+        </w:rPr>
+        <w:t xml:space="preserve"> and adds a method </w:t>
+      </w:r>
+      <w:proofErr w:type="spellStart"/>
+      <w:r>
+        <w:rPr>
+          <w:sz w:val="28"/>
+          <w:szCs w:val="28"/>
+        </w:rPr>
+        <w:t>postStory</w:t>
+      </w:r>
+      <w:proofErr w:type="spellEnd"/>
+      <w:r>
+        <w:rPr>
+          <w:sz w:val="28"/>
+          <w:szCs w:val="28"/>
+        </w:rPr>
+        <w:t>(</w:t>
+      </w:r>
+      <w:proofErr w:type="spellStart"/>
+      <w:r>
+        <w:rPr>
+          <w:sz w:val="28"/>
+          <w:szCs w:val="28"/>
+        </w:rPr>
+        <w:t>storyTitle</w:t>
+      </w:r>
+      <w:proofErr w:type="spellEnd"/>
+      <w:r>
+        <w:rPr>
+          <w:sz w:val="28"/>
+          <w:szCs w:val="28"/>
+        </w:rPr>
+        <w:t>) which prints '[username] posted a new story: [</w:t>
+      </w:r>
+      <w:proofErr w:type="spellStart"/>
+      <w:r>
+        <w:rPr>
+          <w:sz w:val="28"/>
+          <w:szCs w:val="28"/>
+        </w:rPr>
+        <w:t>storyTitle</w:t>
+      </w:r>
+      <w:proofErr w:type="spellEnd"/>
+      <w:r>
+        <w:rPr>
+          <w:sz w:val="28"/>
+          <w:szCs w:val="28"/>
+        </w:rPr>
+        <w:t>]'.</w:t>
+      </w:r>
+    </w:p>
+    <w:p>
+      <w:pPr>
+        <w:ind w:left="1440"/>
+        <w:rPr>
+          <w:sz w:val="28"/>
+          <w:szCs w:val="28"/>
+        </w:rPr>
+      </w:pPr>
       <w:r>
         <w:rPr>
           <w:b/>
@@ -420,8 +4503,56 @@
           <w:sz w:val="28"/>
           <w:szCs w:val="28"/>
         </w:rPr>
-        <w:t>4</w:t>
-      </w:r>
+        <w:t>Hint:</w:t>
+      </w:r>
+      <w:r>
+        <w:rPr>
+          <w:sz w:val="28"/>
+          <w:szCs w:val="28"/>
+        </w:rPr>
+        <w:t xml:space="preserve"> Think about how </w:t>
+      </w:r>
+      <w:proofErr w:type="spellStart"/>
+      <w:r>
+        <w:rPr>
+          <w:sz w:val="28"/>
+          <w:szCs w:val="28"/>
+        </w:rPr>
+        <w:t>SocialMediaUser</w:t>
+      </w:r>
+      <w:proofErr w:type="spellEnd"/>
+      <w:r>
+        <w:rPr>
+          <w:sz w:val="28"/>
+          <w:szCs w:val="28"/>
+        </w:rPr>
+        <w:t xml:space="preserve"> is the parent for YouTuber, Podcaster, and </w:t>
+      </w:r>
+      <w:proofErr w:type="spellStart"/>
+      <w:r>
+        <w:rPr>
+          <w:sz w:val="28"/>
+          <w:szCs w:val="28"/>
+        </w:rPr>
+        <w:t>InstagramInfluencer</w:t>
+      </w:r>
+      <w:proofErr w:type="spellEnd"/>
+      <w:r>
+        <w:rPr>
+          <w:sz w:val="28"/>
+          <w:szCs w:val="28"/>
+        </w:rPr>
+        <w:t>.</w:t>
+      </w:r>
+    </w:p>
+    <w:p>
+      <w:pPr>
+        <w:ind w:left="1440"/>
+        <w:rPr>
+          <w:sz w:val="28"/>
+          <w:szCs w:val="28"/>
+        </w:rPr>
+      </w:pPr>
       <w:r>
         <w:rPr>
           <w:b/>
@@ -429,38 +4560,906 @@
           <w:sz w:val="28"/>
           <w:szCs w:val="28"/>
         </w:rPr>
-        <w:t xml:space="preserve">: </w:t>
-      </w:r>
-      <w:r>
-        <w:rPr>
-          <w:sz w:val="28"/>
-          <w:szCs w:val="28"/>
-        </w:rPr>
-        <w:t xml:space="preserve">Demonstrate multilevel inheritance by creating a class </w:t>
-      </w:r>
-      <w:proofErr w:type="spellStart"/>
-      <w:r>
-        <w:rPr>
-          <w:sz w:val="28"/>
-          <w:szCs w:val="28"/>
-        </w:rPr>
-        <w:t>GamingYouTuber</w:t>
-      </w:r>
-      <w:proofErr w:type="spellEnd"/>
-      <w:r>
-        <w:rPr>
-          <w:sz w:val="28"/>
-          <w:szCs w:val="28"/>
-        </w:rPr>
-        <w:t xml:space="preserve"> that inherits from YouTuber and adds a method </w:t>
-      </w:r>
-      <w:proofErr w:type="spellStart"/>
-      <w:r>
-        <w:rPr>
-          <w:sz w:val="28"/>
-          <w:szCs w:val="28"/>
-        </w:rPr>
-        <w:t>streamGame</w:t>
+        <w:t>Ans:</w:t>
+      </w:r>
+    </w:p>
+    <w:p>
+      <w:pPr>
+        <w:ind w:left="1440"/>
+        <w:rPr>
+          <w:sz w:val="28"/>
+          <w:szCs w:val="28"/>
+        </w:rPr>
+      </w:pPr>
+      <w:r>
+        <w:rPr>
+          <w:sz w:val="28"/>
+          <w:szCs w:val="28"/>
+        </w:rPr>
+        <w:t>#include&lt;iostream&gt;</w:t>
+      </w:r>
+    </w:p>
+    <w:p>
+      <w:pPr>
+        <w:ind w:left="1440"/>
+        <w:rPr>
+          <w:sz w:val="28"/>
+          <w:szCs w:val="28"/>
+        </w:rPr>
+      </w:pPr>
+      <w:r>
+        <w:rPr>
+          <w:sz w:val="28"/>
+          <w:szCs w:val="28"/>
+        </w:rPr>
+        <w:t>using namespace std;</w:t>
+      </w:r>
+    </w:p>
+    <w:p>
+      <w:pPr>
+        <w:ind w:left="1440"/>
+        <w:rPr>
+          <w:sz w:val="28"/>
+          <w:szCs w:val="28"/>
+        </w:rPr>
+      </w:pPr>
+      <w:r>
+        <w:rPr>
+          <w:sz w:val="28"/>
+          <w:szCs w:val="28"/>
+        </w:rPr>
+        <w:t xml:space="preserve">class </w:t>
+      </w:r>
+      <w:proofErr w:type="spellStart"/>
+      <w:r>
+        <w:rPr>
+          <w:sz w:val="28"/>
+          <w:szCs w:val="28"/>
+        </w:rPr>
+        <w:t>SocialMediaUser</w:t>
+      </w:r>
+      <w:proofErr w:type="spellEnd"/>
+      <w:r>
+        <w:rPr>
+          <w:sz w:val="28"/>
+          <w:szCs w:val="28"/>
+        </w:rPr>
+        <w:t>{</w:t>
+      </w:r>
+    </w:p>
+    <w:p>
+      <w:pPr>
+        <w:ind w:left="1440"/>
+        <w:rPr>
+          <w:sz w:val="28"/>
+          <w:szCs w:val="28"/>
+        </w:rPr>
+      </w:pPr>
+      <w:r>
+        <w:rPr>
+          <w:sz w:val="28"/>
+          <w:szCs w:val="28"/>
+        </w:rPr>
+        <w:tab/>
+        <w:t>protected:</w:t>
+      </w:r>
+    </w:p>
+    <w:p>
+      <w:pPr>
+        <w:ind w:left="1440"/>
+        <w:rPr>
+          <w:sz w:val="28"/>
+          <w:szCs w:val="28"/>
+        </w:rPr>
+      </w:pPr>
+      <w:r>
+        <w:rPr>
+          <w:sz w:val="28"/>
+          <w:szCs w:val="28"/>
+        </w:rPr>
+        <w:tab/>
+      </w:r>
+      <w:r>
+        <w:rPr>
+          <w:sz w:val="28"/>
+          <w:szCs w:val="28"/>
+        </w:rPr>
+        <w:tab/>
+        <w:t>string username;</w:t>
+      </w:r>
+    </w:p>
+    <w:p>
+      <w:pPr>
+        <w:ind w:left="1440"/>
+        <w:rPr>
+          <w:sz w:val="28"/>
+          <w:szCs w:val="28"/>
+        </w:rPr>
+      </w:pPr>
+      <w:r>
+        <w:rPr>
+          <w:sz w:val="28"/>
+          <w:szCs w:val="28"/>
+        </w:rPr>
+        <w:tab/>
+      </w:r>
+      <w:r>
+        <w:rPr>
+          <w:sz w:val="28"/>
+          <w:szCs w:val="28"/>
+        </w:rPr>
+        <w:tab/>
+        <w:t>int followers;</w:t>
+      </w:r>
+    </w:p>
+    <w:p>
+      <w:pPr>
+        <w:ind w:left="1440"/>
+        <w:rPr>
+          <w:sz w:val="28"/>
+          <w:szCs w:val="28"/>
+        </w:rPr>
+      </w:pPr>
+      <w:r>
+        <w:rPr>
+          <w:sz w:val="28"/>
+          <w:szCs w:val="28"/>
+        </w:rPr>
+        <w:tab/>
+      </w:r>
+      <w:r>
+        <w:rPr>
+          <w:sz w:val="28"/>
+          <w:szCs w:val="28"/>
+        </w:rPr>
+        <w:tab/>
+      </w:r>
+    </w:p>
+    <w:p>
+      <w:pPr>
+        <w:ind w:left="1440"/>
+        <w:rPr>
+          <w:sz w:val="28"/>
+          <w:szCs w:val="28"/>
+        </w:rPr>
+      </w:pPr>
+      <w:r>
+        <w:rPr>
+          <w:sz w:val="28"/>
+          <w:szCs w:val="28"/>
+        </w:rPr>
+        <w:tab/>
+        <w:t>public:</w:t>
+      </w:r>
+    </w:p>
+    <w:p>
+      <w:pPr>
+        <w:ind w:left="1440"/>
+        <w:rPr>
+          <w:sz w:val="28"/>
+          <w:szCs w:val="28"/>
+        </w:rPr>
+      </w:pPr>
+      <w:r>
+        <w:rPr>
+          <w:sz w:val="28"/>
+          <w:szCs w:val="28"/>
+        </w:rPr>
+        <w:tab/>
+      </w:r>
+      <w:r>
+        <w:rPr>
+          <w:sz w:val="28"/>
+          <w:szCs w:val="28"/>
+        </w:rPr>
+        <w:tab/>
+      </w:r>
+      <w:proofErr w:type="spellStart"/>
+      <w:r>
+        <w:rPr>
+          <w:sz w:val="28"/>
+          <w:szCs w:val="28"/>
+        </w:rPr>
+        <w:t>SocialMediaUser</w:t>
+      </w:r>
+      <w:proofErr w:type="spellEnd"/>
+      <w:r>
+        <w:rPr>
+          <w:sz w:val="28"/>
+          <w:szCs w:val="28"/>
+        </w:rPr>
+        <w:t xml:space="preserve">(string </w:t>
+      </w:r>
+      <w:proofErr w:type="spellStart"/>
+      <w:r>
+        <w:rPr>
+          <w:sz w:val="28"/>
+          <w:szCs w:val="28"/>
+        </w:rPr>
+        <w:t>un,int</w:t>
+      </w:r>
+      <w:proofErr w:type="spellEnd"/>
+      <w:r>
+        <w:rPr>
+          <w:sz w:val="28"/>
+          <w:szCs w:val="28"/>
+        </w:rPr>
+        <w:t xml:space="preserve"> f){</w:t>
+      </w:r>
+    </w:p>
+    <w:p>
+      <w:pPr>
+        <w:ind w:left="1440"/>
+        <w:rPr>
+          <w:sz w:val="28"/>
+          <w:szCs w:val="28"/>
+        </w:rPr>
+      </w:pPr>
+      <w:r>
+        <w:rPr>
+          <w:sz w:val="28"/>
+          <w:szCs w:val="28"/>
+        </w:rPr>
+        <w:tab/>
+      </w:r>
+      <w:r>
+        <w:rPr>
+          <w:sz w:val="28"/>
+          <w:szCs w:val="28"/>
+        </w:rPr>
+        <w:tab/>
+      </w:r>
+      <w:r>
+        <w:rPr>
+          <w:sz w:val="28"/>
+          <w:szCs w:val="28"/>
+        </w:rPr>
+        <w:tab/>
+        <w:t>username = un;</w:t>
+      </w:r>
+    </w:p>
+    <w:p>
+      <w:pPr>
+        <w:ind w:left="1440"/>
+        <w:rPr>
+          <w:sz w:val="28"/>
+          <w:szCs w:val="28"/>
+        </w:rPr>
+      </w:pPr>
+      <w:r>
+        <w:rPr>
+          <w:sz w:val="28"/>
+          <w:szCs w:val="28"/>
+        </w:rPr>
+        <w:tab/>
+      </w:r>
+      <w:r>
+        <w:rPr>
+          <w:sz w:val="28"/>
+          <w:szCs w:val="28"/>
+        </w:rPr>
+        <w:tab/>
+      </w:r>
+      <w:r>
+        <w:rPr>
+          <w:sz w:val="28"/>
+          <w:szCs w:val="28"/>
+        </w:rPr>
+        <w:tab/>
+        <w:t>followers = f;</w:t>
+      </w:r>
+    </w:p>
+    <w:p>
+      <w:pPr>
+        <w:ind w:left="1440"/>
+        <w:rPr>
+          <w:sz w:val="28"/>
+          <w:szCs w:val="28"/>
+        </w:rPr>
+      </w:pPr>
+      <w:r>
+        <w:rPr>
+          <w:sz w:val="28"/>
+          <w:szCs w:val="28"/>
+        </w:rPr>
+        <w:tab/>
+      </w:r>
+      <w:r>
+        <w:rPr>
+          <w:sz w:val="28"/>
+          <w:szCs w:val="28"/>
+        </w:rPr>
+        <w:tab/>
+        <w:t>}</w:t>
+      </w:r>
+    </w:p>
+    <w:p>
+      <w:pPr>
+        <w:ind w:left="1440"/>
+        <w:rPr>
+          <w:sz w:val="28"/>
+          <w:szCs w:val="28"/>
+        </w:rPr>
+      </w:pPr>
+      <w:r>
+        <w:rPr>
+          <w:sz w:val="28"/>
+          <w:szCs w:val="28"/>
+        </w:rPr>
+        <w:tab/>
+      </w:r>
+      <w:r>
+        <w:rPr>
+          <w:sz w:val="28"/>
+          <w:szCs w:val="28"/>
+        </w:rPr>
+        <w:tab/>
+        <w:t xml:space="preserve">void </w:t>
+      </w:r>
+      <w:proofErr w:type="spellStart"/>
+      <w:r>
+        <w:rPr>
+          <w:sz w:val="28"/>
+          <w:szCs w:val="28"/>
+        </w:rPr>
+        <w:t>displayProfile</w:t>
+      </w:r>
+      <w:proofErr w:type="spellEnd"/>
+      <w:r>
+        <w:rPr>
+          <w:sz w:val="28"/>
+          <w:szCs w:val="28"/>
+        </w:rPr>
+        <w:t>(){</w:t>
+      </w:r>
+    </w:p>
+    <w:p>
+      <w:pPr>
+        <w:ind w:left="1440"/>
+        <w:rPr>
+          <w:sz w:val="28"/>
+          <w:szCs w:val="28"/>
+        </w:rPr>
+      </w:pPr>
+      <w:r>
+        <w:rPr>
+          <w:sz w:val="28"/>
+          <w:szCs w:val="28"/>
+        </w:rPr>
+        <w:tab/>
+      </w:r>
+      <w:r>
+        <w:rPr>
+          <w:sz w:val="28"/>
+          <w:szCs w:val="28"/>
+        </w:rPr>
+        <w:tab/>
+      </w:r>
+      <w:r>
+        <w:rPr>
+          <w:sz w:val="28"/>
+          <w:szCs w:val="28"/>
+        </w:rPr>
+        <w:tab/>
+      </w:r>
+      <w:proofErr w:type="spellStart"/>
+      <w:r>
+        <w:rPr>
+          <w:sz w:val="28"/>
+          <w:szCs w:val="28"/>
+        </w:rPr>
+        <w:t>cout</w:t>
+      </w:r>
+      <w:proofErr w:type="spellEnd"/>
+      <w:r>
+        <w:rPr>
+          <w:sz w:val="28"/>
+          <w:szCs w:val="28"/>
+        </w:rPr>
+        <w:t>&lt;&lt;"</w:t>
+      </w:r>
+      <w:proofErr w:type="spellStart"/>
+      <w:r>
+        <w:rPr>
+          <w:sz w:val="28"/>
+          <w:szCs w:val="28"/>
+        </w:rPr>
+        <w:t>Usernaem</w:t>
+      </w:r>
+      <w:proofErr w:type="spellEnd"/>
+      <w:r>
+        <w:rPr>
+          <w:sz w:val="28"/>
+          <w:szCs w:val="28"/>
+        </w:rPr>
+        <w:t>: "&lt;&lt;username&lt;&lt;"\n";</w:t>
+      </w:r>
+    </w:p>
+    <w:p>
+      <w:pPr>
+        <w:ind w:left="1440"/>
+        <w:rPr>
+          <w:sz w:val="28"/>
+          <w:szCs w:val="28"/>
+        </w:rPr>
+      </w:pPr>
+      <w:r>
+        <w:rPr>
+          <w:sz w:val="28"/>
+          <w:szCs w:val="28"/>
+        </w:rPr>
+        <w:tab/>
+      </w:r>
+      <w:r>
+        <w:rPr>
+          <w:sz w:val="28"/>
+          <w:szCs w:val="28"/>
+        </w:rPr>
+        <w:tab/>
+      </w:r>
+      <w:r>
+        <w:rPr>
+          <w:sz w:val="28"/>
+          <w:szCs w:val="28"/>
+        </w:rPr>
+        <w:tab/>
+      </w:r>
+      <w:proofErr w:type="spellStart"/>
+      <w:r>
+        <w:rPr>
+          <w:sz w:val="28"/>
+          <w:szCs w:val="28"/>
+        </w:rPr>
+        <w:t>cout</w:t>
+      </w:r>
+      <w:proofErr w:type="spellEnd"/>
+      <w:r>
+        <w:rPr>
+          <w:sz w:val="28"/>
+          <w:szCs w:val="28"/>
+        </w:rPr>
+        <w:t>&lt;&lt;"Followers: "&lt;&lt;followers&lt;&lt;"\n";</w:t>
+      </w:r>
+    </w:p>
+    <w:p>
+      <w:pPr>
+        <w:ind w:left="1440"/>
+        <w:rPr>
+          <w:sz w:val="28"/>
+          <w:szCs w:val="28"/>
+        </w:rPr>
+      </w:pPr>
+      <w:r>
+        <w:rPr>
+          <w:sz w:val="28"/>
+          <w:szCs w:val="28"/>
+        </w:rPr>
+        <w:lastRenderedPageBreak/>
+        <w:tab/>
+      </w:r>
+      <w:r>
+        <w:rPr>
+          <w:sz w:val="28"/>
+          <w:szCs w:val="28"/>
+        </w:rPr>
+        <w:tab/>
+        <w:t>}</w:t>
+      </w:r>
+    </w:p>
+    <w:p>
+      <w:pPr>
+        <w:ind w:left="1440"/>
+        <w:rPr>
+          <w:sz w:val="28"/>
+          <w:szCs w:val="28"/>
+        </w:rPr>
+      </w:pPr>
+      <w:r>
+        <w:rPr>
+          <w:sz w:val="28"/>
+          <w:szCs w:val="28"/>
+        </w:rPr>
+        <w:t>};</w:t>
+      </w:r>
+    </w:p>
+    <w:p>
+      <w:pPr>
+        <w:ind w:left="1440"/>
+        <w:rPr>
+          <w:sz w:val="28"/>
+          <w:szCs w:val="28"/>
+        </w:rPr>
+      </w:pPr>
+      <w:r>
+        <w:rPr>
+          <w:sz w:val="28"/>
+          <w:szCs w:val="28"/>
+        </w:rPr>
+        <w:t xml:space="preserve">class YouTuber : public </w:t>
+      </w:r>
+      <w:proofErr w:type="spellStart"/>
+      <w:r>
+        <w:rPr>
+          <w:sz w:val="28"/>
+          <w:szCs w:val="28"/>
+        </w:rPr>
+        <w:t>SocialMediaUser</w:t>
+      </w:r>
+      <w:proofErr w:type="spellEnd"/>
+    </w:p>
+    <w:p>
+      <w:pPr>
+        <w:ind w:left="1440"/>
+        <w:rPr>
+          <w:sz w:val="28"/>
+          <w:szCs w:val="28"/>
+        </w:rPr>
+      </w:pPr>
+      <w:r>
+        <w:rPr>
+          <w:sz w:val="28"/>
+          <w:szCs w:val="28"/>
+        </w:rPr>
+        <w:t>{</w:t>
+      </w:r>
+    </w:p>
+    <w:p>
+      <w:pPr>
+        <w:ind w:left="1440"/>
+        <w:rPr>
+          <w:sz w:val="28"/>
+          <w:szCs w:val="28"/>
+        </w:rPr>
+      </w:pPr>
+      <w:r>
+        <w:rPr>
+          <w:sz w:val="28"/>
+          <w:szCs w:val="28"/>
+        </w:rPr>
+        <w:t>public:</w:t>
+      </w:r>
+    </w:p>
+    <w:p>
+      <w:pPr>
+        <w:ind w:left="1440"/>
+        <w:rPr>
+          <w:sz w:val="28"/>
+          <w:szCs w:val="28"/>
+        </w:rPr>
+      </w:pPr>
+      <w:r>
+        <w:rPr>
+          <w:sz w:val="28"/>
+          <w:szCs w:val="28"/>
+        </w:rPr>
+        <w:t xml:space="preserve">    YouTuber(string un, int f): </w:t>
+      </w:r>
+      <w:proofErr w:type="spellStart"/>
+      <w:r>
+        <w:rPr>
+          <w:sz w:val="28"/>
+          <w:szCs w:val="28"/>
+        </w:rPr>
+        <w:t>SocialMediaUser</w:t>
+      </w:r>
+      <w:proofErr w:type="spellEnd"/>
+      <w:r>
+        <w:rPr>
+          <w:sz w:val="28"/>
+          <w:szCs w:val="28"/>
+        </w:rPr>
+        <w:t>(un, f){</w:t>
+      </w:r>
+    </w:p>
+    <w:p>
+      <w:pPr>
+        <w:ind w:left="1440"/>
+        <w:rPr>
+          <w:sz w:val="28"/>
+          <w:szCs w:val="28"/>
+        </w:rPr>
+      </w:pPr>
+      <w:r>
+        <w:rPr>
+          <w:sz w:val="28"/>
+          <w:szCs w:val="28"/>
+        </w:rPr>
+        <w:t xml:space="preserve">    </w:t>
+      </w:r>
+      <w:r>
+        <w:rPr>
+          <w:sz w:val="28"/>
+          <w:szCs w:val="28"/>
+        </w:rPr>
+        <w:tab/>
+      </w:r>
+    </w:p>
+    <w:p>
+      <w:pPr>
+        <w:ind w:left="1440"/>
+        <w:rPr>
+          <w:sz w:val="28"/>
+          <w:szCs w:val="28"/>
+        </w:rPr>
+      </w:pPr>
+      <w:r>
+        <w:rPr>
+          <w:sz w:val="28"/>
+          <w:szCs w:val="28"/>
+        </w:rPr>
+        <w:t xml:space="preserve">    }</w:t>
+      </w:r>
+    </w:p>
+    <w:p>
+      <w:pPr>
+        <w:ind w:left="1440"/>
+        <w:rPr>
+          <w:sz w:val="28"/>
+          <w:szCs w:val="28"/>
+        </w:rPr>
+      </w:pPr>
+      <w:r>
+        <w:rPr>
+          <w:sz w:val="28"/>
+          <w:szCs w:val="28"/>
+        </w:rPr>
+        <w:t>};</w:t>
+      </w:r>
+    </w:p>
+    <w:p>
+      <w:pPr>
+        <w:ind w:left="1440"/>
+        <w:rPr>
+          <w:sz w:val="28"/>
+          <w:szCs w:val="28"/>
+        </w:rPr>
+      </w:pPr>
+      <w:r>
+        <w:rPr>
+          <w:sz w:val="28"/>
+          <w:szCs w:val="28"/>
+        </w:rPr>
+        <w:t xml:space="preserve">class Podcaster : public </w:t>
+      </w:r>
+      <w:proofErr w:type="spellStart"/>
+      <w:r>
+        <w:rPr>
+          <w:sz w:val="28"/>
+          <w:szCs w:val="28"/>
+        </w:rPr>
+        <w:t>SocialMediaUser</w:t>
+      </w:r>
+      <w:proofErr w:type="spellEnd"/>
+    </w:p>
+    <w:p>
+      <w:pPr>
+        <w:ind w:left="1440"/>
+        <w:rPr>
+          <w:sz w:val="28"/>
+          <w:szCs w:val="28"/>
+        </w:rPr>
+      </w:pPr>
+      <w:r>
+        <w:rPr>
+          <w:sz w:val="28"/>
+          <w:szCs w:val="28"/>
+        </w:rPr>
+        <w:t>{</w:t>
+      </w:r>
+    </w:p>
+    <w:p>
+      <w:pPr>
+        <w:ind w:left="1440"/>
+        <w:rPr>
+          <w:sz w:val="28"/>
+          <w:szCs w:val="28"/>
+        </w:rPr>
+      </w:pPr>
+      <w:r>
+        <w:rPr>
+          <w:sz w:val="28"/>
+          <w:szCs w:val="28"/>
+        </w:rPr>
+        <w:t>public:</w:t>
+      </w:r>
+    </w:p>
+    <w:p>
+      <w:pPr>
+        <w:ind w:left="1440"/>
+        <w:rPr>
+          <w:sz w:val="28"/>
+          <w:szCs w:val="28"/>
+        </w:rPr>
+      </w:pPr>
+      <w:r>
+        <w:rPr>
+          <w:sz w:val="28"/>
+          <w:szCs w:val="28"/>
+        </w:rPr>
+        <w:t xml:space="preserve">    Podcaster(string un, int f): </w:t>
+      </w:r>
+      <w:proofErr w:type="spellStart"/>
+      <w:r>
+        <w:rPr>
+          <w:sz w:val="28"/>
+          <w:szCs w:val="28"/>
+        </w:rPr>
+        <w:t>SocialMediaUser</w:t>
+      </w:r>
+      <w:proofErr w:type="spellEnd"/>
+      <w:r>
+        <w:rPr>
+          <w:sz w:val="28"/>
+          <w:szCs w:val="28"/>
+        </w:rPr>
+        <w:t>(un, f){</w:t>
+      </w:r>
+    </w:p>
+    <w:p>
+      <w:pPr>
+        <w:ind w:left="1440"/>
+        <w:rPr>
+          <w:sz w:val="28"/>
+          <w:szCs w:val="28"/>
+        </w:rPr>
+      </w:pPr>
+      <w:r>
+        <w:rPr>
+          <w:sz w:val="28"/>
+          <w:szCs w:val="28"/>
+        </w:rPr>
+        <w:t xml:space="preserve">    </w:t>
+      </w:r>
+      <w:r>
+        <w:rPr>
+          <w:sz w:val="28"/>
+          <w:szCs w:val="28"/>
+        </w:rPr>
+        <w:tab/>
+      </w:r>
+    </w:p>
+    <w:p>
+      <w:pPr>
+        <w:ind w:left="1440"/>
+        <w:rPr>
+          <w:sz w:val="28"/>
+          <w:szCs w:val="28"/>
+        </w:rPr>
+      </w:pPr>
+      <w:r>
+        <w:rPr>
+          <w:sz w:val="28"/>
+          <w:szCs w:val="28"/>
+        </w:rPr>
+        <w:t xml:space="preserve">    }</w:t>
+      </w:r>
+    </w:p>
+    <w:p>
+      <w:pPr>
+        <w:ind w:left="1440"/>
+        <w:rPr>
+          <w:sz w:val="28"/>
+          <w:szCs w:val="28"/>
+        </w:rPr>
+      </w:pPr>
+      <w:r>
+        <w:rPr>
+          <w:sz w:val="28"/>
+          <w:szCs w:val="28"/>
+        </w:rPr>
+        <w:t>};</w:t>
+      </w:r>
+    </w:p>
+    <w:p>
+      <w:pPr>
+        <w:ind w:left="1440"/>
+        <w:rPr>
+          <w:sz w:val="28"/>
+          <w:szCs w:val="28"/>
+        </w:rPr>
+      </w:pPr>
+      <w:r>
+        <w:rPr>
+          <w:sz w:val="28"/>
+          <w:szCs w:val="28"/>
+        </w:rPr>
+        <w:t xml:space="preserve">class </w:t>
+      </w:r>
+      <w:proofErr w:type="spellStart"/>
+      <w:r>
+        <w:rPr>
+          <w:sz w:val="28"/>
+          <w:szCs w:val="28"/>
+        </w:rPr>
+        <w:t>InstagramInfluencer</w:t>
+      </w:r>
+      <w:proofErr w:type="spellEnd"/>
+      <w:r>
+        <w:rPr>
+          <w:sz w:val="28"/>
+          <w:szCs w:val="28"/>
+        </w:rPr>
+        <w:t xml:space="preserve"> :public </w:t>
+      </w:r>
+      <w:proofErr w:type="spellStart"/>
+      <w:r>
+        <w:rPr>
+          <w:sz w:val="28"/>
+          <w:szCs w:val="28"/>
+        </w:rPr>
+        <w:t>SocialMediaUser</w:t>
+      </w:r>
+      <w:proofErr w:type="spellEnd"/>
+      <w:r>
+        <w:rPr>
+          <w:sz w:val="28"/>
+          <w:szCs w:val="28"/>
+        </w:rPr>
+        <w:t>{</w:t>
+      </w:r>
+    </w:p>
+    <w:p>
+      <w:pPr>
+        <w:ind w:left="1440"/>
+        <w:rPr>
+          <w:sz w:val="28"/>
+          <w:szCs w:val="28"/>
+        </w:rPr>
+      </w:pPr>
+      <w:r>
+        <w:rPr>
+          <w:sz w:val="28"/>
+          <w:szCs w:val="28"/>
+        </w:rPr>
+        <w:tab/>
+        <w:t xml:space="preserve">public: </w:t>
+      </w:r>
+    </w:p>
+    <w:p>
+      <w:pPr>
+        <w:ind w:left="1440"/>
+        <w:rPr>
+          <w:sz w:val="28"/>
+          <w:szCs w:val="28"/>
+        </w:rPr>
+      </w:pPr>
+      <w:r>
+        <w:rPr>
+          <w:sz w:val="28"/>
+          <w:szCs w:val="28"/>
+        </w:rPr>
+        <w:tab/>
+      </w:r>
+      <w:r>
+        <w:rPr>
+          <w:sz w:val="28"/>
+          <w:szCs w:val="28"/>
+        </w:rPr>
+        <w:tab/>
+      </w:r>
+      <w:proofErr w:type="spellStart"/>
+      <w:r>
+        <w:rPr>
+          <w:sz w:val="28"/>
+          <w:szCs w:val="28"/>
+        </w:rPr>
+        <w:t>InstagramInfluencer</w:t>
+      </w:r>
+      <w:proofErr w:type="spellEnd"/>
+      <w:r>
+        <w:rPr>
+          <w:sz w:val="28"/>
+          <w:szCs w:val="28"/>
+        </w:rPr>
+        <w:t>(string un, int f):</w:t>
+      </w:r>
+      <w:proofErr w:type="spellStart"/>
+      <w:r>
+        <w:rPr>
+          <w:sz w:val="28"/>
+          <w:szCs w:val="28"/>
+        </w:rPr>
+        <w:t>SocialMediaUser</w:t>
       </w:r>
       <w:proofErr w:type="spellEnd"/>
       <w:r>
@@ -476,90 +5475,276 @@
           <w:sz w:val="28"/>
           <w:szCs w:val="28"/>
         </w:rPr>
-        <w:t>gameName</w:t>
-      </w:r>
-      <w:proofErr w:type="spellEnd"/>
-      <w:r>
-        <w:rPr>
-          <w:sz w:val="28"/>
-          <w:szCs w:val="28"/>
-        </w:rPr>
-        <w:t>) which prints '[username] is now streaming [</w:t>
-      </w:r>
-      <w:proofErr w:type="spellStart"/>
-      <w:r>
-        <w:rPr>
-          <w:sz w:val="28"/>
-          <w:szCs w:val="28"/>
-        </w:rPr>
-        <w:t>gameName</w:t>
-      </w:r>
-      <w:proofErr w:type="spellEnd"/>
-      <w:r>
-        <w:rPr>
-          <w:sz w:val="28"/>
-          <w:szCs w:val="28"/>
-        </w:rPr>
-        <w:t>] on [</w:t>
-      </w:r>
-      <w:proofErr w:type="spellStart"/>
-      <w:r>
-        <w:rPr>
-          <w:sz w:val="28"/>
-          <w:szCs w:val="28"/>
-        </w:rPr>
-        <w:t>channelName</w:t>
-      </w:r>
-      <w:proofErr w:type="spellEnd"/>
-      <w:r>
-        <w:rPr>
-          <w:sz w:val="28"/>
-          <w:szCs w:val="28"/>
-        </w:rPr>
-        <w:t>]'.</w:t>
-      </w:r>
-    </w:p>
-    <w:p>
-      <w:pPr>
-        <w:ind w:left="1440"/>
-        <w:rPr>
-          <w:sz w:val="28"/>
-          <w:szCs w:val="28"/>
-        </w:rPr>
-      </w:pPr>
-      <w:r>
-        <w:rPr>
-          <w:b/>
-          <w:bCs/>
-          <w:sz w:val="28"/>
-          <w:szCs w:val="28"/>
-        </w:rPr>
-        <w:t>Q-</w:t>
-      </w:r>
-      <w:r>
-        <w:rPr>
-          <w:b/>
-          <w:bCs/>
-          <w:sz w:val="28"/>
-          <w:szCs w:val="28"/>
-        </w:rPr>
-        <w:t>5</w:t>
-      </w:r>
-      <w:r>
-        <w:rPr>
-          <w:b/>
-          <w:bCs/>
-          <w:sz w:val="28"/>
-          <w:szCs w:val="28"/>
-        </w:rPr>
-        <w:t xml:space="preserve">: </w:t>
-      </w:r>
-      <w:r>
-        <w:rPr>
-          <w:sz w:val="28"/>
-          <w:szCs w:val="28"/>
-        </w:rPr>
-        <w:t xml:space="preserve">Implement hierarchical inheritance by creating an </w:t>
+        <w:t>un,f</w:t>
+      </w:r>
+      <w:proofErr w:type="spellEnd"/>
+      <w:r>
+        <w:rPr>
+          <w:sz w:val="28"/>
+          <w:szCs w:val="28"/>
+        </w:rPr>
+        <w:t>){</w:t>
+      </w:r>
+    </w:p>
+    <w:p>
+      <w:pPr>
+        <w:ind w:left="1440"/>
+        <w:rPr>
+          <w:sz w:val="28"/>
+          <w:szCs w:val="28"/>
+        </w:rPr>
+      </w:pPr>
+      <w:r>
+        <w:rPr>
+          <w:sz w:val="28"/>
+          <w:szCs w:val="28"/>
+        </w:rPr>
+        <w:tab/>
+      </w:r>
+      <w:r>
+        <w:rPr>
+          <w:sz w:val="28"/>
+          <w:szCs w:val="28"/>
+        </w:rPr>
+        <w:tab/>
+      </w:r>
+      <w:r>
+        <w:rPr>
+          <w:sz w:val="28"/>
+          <w:szCs w:val="28"/>
+        </w:rPr>
+        <w:tab/>
+      </w:r>
+    </w:p>
+    <w:p>
+      <w:pPr>
+        <w:ind w:left="1440"/>
+        <w:rPr>
+          <w:sz w:val="28"/>
+          <w:szCs w:val="28"/>
+        </w:rPr>
+      </w:pPr>
+      <w:r>
+        <w:rPr>
+          <w:sz w:val="28"/>
+          <w:szCs w:val="28"/>
+        </w:rPr>
+        <w:tab/>
+      </w:r>
+      <w:r>
+        <w:rPr>
+          <w:sz w:val="28"/>
+          <w:szCs w:val="28"/>
+        </w:rPr>
+        <w:tab/>
+        <w:t>}</w:t>
+      </w:r>
+    </w:p>
+    <w:p>
+      <w:pPr>
+        <w:ind w:left="1440"/>
+        <w:rPr>
+          <w:sz w:val="28"/>
+          <w:szCs w:val="28"/>
+        </w:rPr>
+      </w:pPr>
+      <w:r>
+        <w:rPr>
+          <w:sz w:val="28"/>
+          <w:szCs w:val="28"/>
+        </w:rPr>
+        <w:tab/>
+      </w:r>
+      <w:r>
+        <w:rPr>
+          <w:sz w:val="28"/>
+          <w:szCs w:val="28"/>
+        </w:rPr>
+        <w:tab/>
+        <w:t xml:space="preserve">void </w:t>
+      </w:r>
+      <w:proofErr w:type="spellStart"/>
+      <w:r>
+        <w:rPr>
+          <w:sz w:val="28"/>
+          <w:szCs w:val="28"/>
+        </w:rPr>
+        <w:t>postStory</w:t>
+      </w:r>
+      <w:proofErr w:type="spellEnd"/>
+      <w:r>
+        <w:rPr>
+          <w:sz w:val="28"/>
+          <w:szCs w:val="28"/>
+        </w:rPr>
+        <w:t xml:space="preserve">(string </w:t>
+      </w:r>
+      <w:proofErr w:type="spellStart"/>
+      <w:r>
+        <w:rPr>
+          <w:sz w:val="28"/>
+          <w:szCs w:val="28"/>
+        </w:rPr>
+        <w:t>storyTitle</w:t>
+      </w:r>
+      <w:proofErr w:type="spellEnd"/>
+      <w:r>
+        <w:rPr>
+          <w:sz w:val="28"/>
+          <w:szCs w:val="28"/>
+        </w:rPr>
+        <w:t>){</w:t>
+      </w:r>
+    </w:p>
+    <w:p>
+      <w:pPr>
+        <w:ind w:left="1440"/>
+        <w:rPr>
+          <w:sz w:val="28"/>
+          <w:szCs w:val="28"/>
+        </w:rPr>
+      </w:pPr>
+      <w:r>
+        <w:rPr>
+          <w:sz w:val="28"/>
+          <w:szCs w:val="28"/>
+        </w:rPr>
+        <w:tab/>
+      </w:r>
+      <w:r>
+        <w:rPr>
+          <w:sz w:val="28"/>
+          <w:szCs w:val="28"/>
+        </w:rPr>
+        <w:tab/>
+      </w:r>
+      <w:r>
+        <w:rPr>
+          <w:sz w:val="28"/>
+          <w:szCs w:val="28"/>
+        </w:rPr>
+        <w:tab/>
+      </w:r>
+      <w:proofErr w:type="spellStart"/>
+      <w:r>
+        <w:rPr>
+          <w:sz w:val="28"/>
+          <w:szCs w:val="28"/>
+        </w:rPr>
+        <w:t>cout</w:t>
+      </w:r>
+      <w:proofErr w:type="spellEnd"/>
+      <w:r>
+        <w:rPr>
+          <w:sz w:val="28"/>
+          <w:szCs w:val="28"/>
+        </w:rPr>
+        <w:t xml:space="preserve">&lt;&lt;username&lt;&lt;" posted a new </w:t>
+      </w:r>
+      <w:proofErr w:type="spellStart"/>
+      <w:r>
+        <w:rPr>
+          <w:sz w:val="28"/>
+          <w:szCs w:val="28"/>
+        </w:rPr>
+        <w:t>stroy</w:t>
+      </w:r>
+      <w:proofErr w:type="spellEnd"/>
+      <w:r>
+        <w:rPr>
+          <w:sz w:val="28"/>
+          <w:szCs w:val="28"/>
+        </w:rPr>
+        <w:t>: "&lt;&lt;</w:t>
+      </w:r>
+      <w:proofErr w:type="spellStart"/>
+      <w:r>
+        <w:rPr>
+          <w:sz w:val="28"/>
+          <w:szCs w:val="28"/>
+        </w:rPr>
+        <w:t>storyTitle</w:t>
+      </w:r>
+      <w:proofErr w:type="spellEnd"/>
+      <w:r>
+        <w:rPr>
+          <w:sz w:val="28"/>
+          <w:szCs w:val="28"/>
+        </w:rPr>
+        <w:t>&lt;&lt;"\n";</w:t>
+      </w:r>
+    </w:p>
+    <w:p>
+      <w:pPr>
+        <w:ind w:left="1440"/>
+        <w:rPr>
+          <w:sz w:val="28"/>
+          <w:szCs w:val="28"/>
+        </w:rPr>
+      </w:pPr>
+      <w:r>
+        <w:rPr>
+          <w:sz w:val="28"/>
+          <w:szCs w:val="28"/>
+        </w:rPr>
+        <w:tab/>
+      </w:r>
+      <w:r>
+        <w:rPr>
+          <w:sz w:val="28"/>
+          <w:szCs w:val="28"/>
+        </w:rPr>
+        <w:tab/>
+        <w:t>}</w:t>
+      </w:r>
+    </w:p>
+    <w:p>
+      <w:pPr>
+        <w:ind w:left="1440"/>
+        <w:rPr>
+          <w:sz w:val="28"/>
+          <w:szCs w:val="28"/>
+        </w:rPr>
+      </w:pPr>
+      <w:r>
+        <w:rPr>
+          <w:sz w:val="28"/>
+          <w:szCs w:val="28"/>
+        </w:rPr>
+        <w:lastRenderedPageBreak/>
+        <w:t>};</w:t>
+      </w:r>
+    </w:p>
+    <w:p>
+      <w:pPr>
+        <w:ind w:left="1440"/>
+        <w:rPr>
+          <w:sz w:val="28"/>
+          <w:szCs w:val="28"/>
+        </w:rPr>
+      </w:pPr>
+      <w:r>
+        <w:rPr>
+          <w:sz w:val="28"/>
+          <w:szCs w:val="28"/>
+        </w:rPr>
+        <w:t>int main(){</w:t>
+      </w:r>
+    </w:p>
+    <w:p>
+      <w:pPr>
+        <w:ind w:left="1440"/>
+        <w:rPr>
+          <w:sz w:val="28"/>
+          <w:szCs w:val="28"/>
+        </w:rPr>
+      </w:pPr>
+      <w:r>
+        <w:rPr>
+          <w:sz w:val="28"/>
+          <w:szCs w:val="28"/>
+        </w:rPr>
+        <w:tab/>
       </w:r>
       <w:proofErr w:type="spellStart"/>
       <w:r>
@@ -575,128 +5760,74 @@
           <w:sz w:val="28"/>
           <w:szCs w:val="28"/>
         </w:rPr>
-        <w:t xml:space="preserve"> class that inherits from </w:t>
-      </w:r>
-      <w:proofErr w:type="spellStart"/>
-      <w:r>
-        <w:rPr>
-          <w:sz w:val="28"/>
-          <w:szCs w:val="28"/>
-        </w:rPr>
-        <w:t>SocialMediaUser</w:t>
-      </w:r>
-      <w:proofErr w:type="spellEnd"/>
-      <w:r>
-        <w:rPr>
-          <w:sz w:val="28"/>
-          <w:szCs w:val="28"/>
-        </w:rPr>
-        <w:t xml:space="preserve"> and adds a method </w:t>
-      </w:r>
-      <w:proofErr w:type="spellStart"/>
-      <w:r>
-        <w:rPr>
-          <w:sz w:val="28"/>
-          <w:szCs w:val="28"/>
-        </w:rPr>
-        <w:t>postStory</w:t>
-      </w:r>
-      <w:proofErr w:type="spellEnd"/>
-      <w:r>
-        <w:rPr>
-          <w:sz w:val="28"/>
-          <w:szCs w:val="28"/>
-        </w:rPr>
-        <w:t>(</w:t>
-      </w:r>
-      <w:proofErr w:type="spellStart"/>
-      <w:r>
-        <w:rPr>
-          <w:sz w:val="28"/>
-          <w:szCs w:val="28"/>
-        </w:rPr>
-        <w:t>storyTitle</w:t>
-      </w:r>
-      <w:proofErr w:type="spellEnd"/>
-      <w:r>
-        <w:rPr>
-          <w:sz w:val="28"/>
-          <w:szCs w:val="28"/>
-        </w:rPr>
-        <w:t>) which prints '[username] posted a new story: [</w:t>
-      </w:r>
-      <w:proofErr w:type="spellStart"/>
-      <w:r>
-        <w:rPr>
-          <w:sz w:val="28"/>
-          <w:szCs w:val="28"/>
-        </w:rPr>
-        <w:t>storyTitle</w:t>
-      </w:r>
-      <w:proofErr w:type="spellEnd"/>
-      <w:r>
-        <w:rPr>
-          <w:sz w:val="28"/>
-          <w:szCs w:val="28"/>
-        </w:rPr>
-        <w:t>]'.</w:t>
-      </w:r>
-    </w:p>
-    <w:p>
-      <w:pPr>
-        <w:ind w:left="1440"/>
-        <w:rPr>
-          <w:sz w:val="28"/>
-          <w:szCs w:val="28"/>
-        </w:rPr>
-      </w:pPr>
-      <w:r>
-        <w:rPr>
-          <w:b/>
-          <w:bCs/>
-          <w:sz w:val="28"/>
-          <w:szCs w:val="28"/>
-        </w:rPr>
-        <w:t>Hint:</w:t>
-      </w:r>
-      <w:r>
-        <w:rPr>
-          <w:sz w:val="28"/>
-          <w:szCs w:val="28"/>
-        </w:rPr>
-        <w:t xml:space="preserve"> Think about how </w:t>
-      </w:r>
-      <w:proofErr w:type="spellStart"/>
-      <w:r>
-        <w:rPr>
-          <w:sz w:val="28"/>
-          <w:szCs w:val="28"/>
-        </w:rPr>
-        <w:t>SocialMediaUser</w:t>
-      </w:r>
-      <w:proofErr w:type="spellEnd"/>
-      <w:r>
-        <w:rPr>
-          <w:sz w:val="28"/>
-          <w:szCs w:val="28"/>
-        </w:rPr>
-        <w:t xml:space="preserve"> is the parent for YouTuber, Podcaster, and </w:t>
-      </w:r>
-      <w:proofErr w:type="spellStart"/>
-      <w:r>
-        <w:rPr>
-          <w:sz w:val="28"/>
-          <w:szCs w:val="28"/>
-        </w:rPr>
-        <w:t>InstagramInfluencer</w:t>
-      </w:r>
-      <w:proofErr w:type="spellEnd"/>
-      <w:r>
-        <w:rPr>
-          <w:sz w:val="28"/>
-          <w:szCs w:val="28"/>
-        </w:rPr>
-        <w:t>.</w:t>
+        <w:t xml:space="preserve"> insta1("abhi@123",12899);</w:t>
+      </w:r>
+    </w:p>
+    <w:p>
+      <w:pPr>
+        <w:ind w:left="1440"/>
+        <w:rPr>
+          <w:sz w:val="28"/>
+          <w:szCs w:val="28"/>
+        </w:rPr>
+      </w:pPr>
+      <w:r>
+        <w:rPr>
+          <w:sz w:val="28"/>
+          <w:szCs w:val="28"/>
+        </w:rPr>
+        <w:tab/>
+        <w:t>insta1.displayProfile();</w:t>
+      </w:r>
+    </w:p>
+    <w:p>
+      <w:pPr>
+        <w:ind w:left="1440"/>
+        <w:rPr>
+          <w:sz w:val="28"/>
+          <w:szCs w:val="28"/>
+        </w:rPr>
+      </w:pPr>
+      <w:r>
+        <w:rPr>
+          <w:sz w:val="28"/>
+          <w:szCs w:val="28"/>
+        </w:rPr>
+        <w:tab/>
+        <w:t>insta1.postStory("My new journey");</w:t>
+      </w:r>
+    </w:p>
+    <w:p>
+      <w:pPr>
+        <w:ind w:left="1440"/>
+        <w:rPr>
+          <w:sz w:val="28"/>
+          <w:szCs w:val="28"/>
+        </w:rPr>
+      </w:pPr>
+      <w:r>
+        <w:rPr>
+          <w:sz w:val="28"/>
+          <w:szCs w:val="28"/>
+        </w:rPr>
+        <w:tab/>
+        <w:t>return 0;</w:t>
+      </w:r>
+    </w:p>
+    <w:p>
+      <w:pPr>
+        <w:ind w:left="1440"/>
+        <w:rPr>
+          <w:sz w:val="28"/>
+          <w:szCs w:val="28"/>
+        </w:rPr>
+      </w:pPr>
+      <w:r>
+        <w:rPr>
+          <w:sz w:val="28"/>
+          <w:szCs w:val="28"/>
+        </w:rPr>
+        <w:t>}</w:t>
       </w:r>
     </w:p>
     <w:p>
@@ -1319,6 +6450,7 @@
   <w:style w:type="character" w:default="1" w:styleId="DefaultParagraphFont">
     <w:name w:val="Default Paragraph Font"/>
     <w:uiPriority w:val="1"/>
+    <w:semiHidden/>
     <w:unhideWhenUsed/>
   </w:style>
   <w:style w:type="table" w:default="1" w:styleId="TableNormal">
